--- a/Bewerbungsmappe_Vorlage.docx
+++ b/Bewerbungsmappe_Vorlage.docx
@@ -1,21 +1,62 @@
 
 <file path=word/document.xml><?xml version="1.0" encoding="utf-8"?>
 <w:document xmlns:wpc="http://schemas.microsoft.com/office/word/2010/wordprocessingCanvas" xmlns:mc="http://schemas.openxmlformats.org/markup-compatibility/2006" xmlns:o="urn:schemas-microsoft-com:office:office" xmlns:r="http://schemas.openxmlformats.org/officeDocument/2006/relationships" xmlns:m="http://schemas.openxmlformats.org/officeDocument/2006/math" xmlns:v="urn:schemas-microsoft-com:vml" xmlns:wp14="http://schemas.microsoft.com/office/word/2010/wordprocessingDrawing" xmlns:wp="http://schemas.openxmlformats.org/drawingml/2006/wordprocessingDrawing" xmlns:w10="urn:schemas-microsoft-com:office:word" xmlns:w="http://schemas.openxmlformats.org/wordprocessingml/2006/main" xmlns:w14="http://schemas.microsoft.com/office/word/2010/wordml" xmlns:w15="http://schemas.microsoft.com/office/word/2012/wordml" xmlns:wpg="http://schemas.microsoft.com/office/word/2010/wordprocessingGroup" xmlns:wpi="http://schemas.microsoft.com/office/word/2010/wordprocessingInk" xmlns:wne="http://schemas.microsoft.com/office/word/2006/wordml" xmlns:wps="http://schemas.microsoft.com/office/word/2010/wordprocessingShape" xmlns:cx="http://schemas.microsoft.com/office/drawing/2014/chartex" xmlns:cx1="http://schemas.microsoft.com/office/drawing/2015/9/8/chartex" xmlns:cx2="http://schemas.microsoft.com/office/drawing/2015/10/21/chartex" xmlns:cx3="http://schemas.microsoft.com/office/drawing/2016/5/9/chartex" xmlns:cx4="http://schemas.microsoft.com/office/drawing/2016/5/10/chartex" xmlns:cx5="http://schemas.microsoft.com/office/drawing/2016/5/11/chartex" xmlns:cx6="http://schemas.microsoft.com/office/drawing/2016/5/12/chartex" xmlns:cx7="http://schemas.microsoft.com/office/drawing/2016/5/13/chartex" xmlns:cx8="http://schemas.microsoft.com/office/drawing/2016/5/14/chartex" xmlns:aink="http://schemas.microsoft.com/office/drawing/2016/ink" xmlns:am3d="http://schemas.microsoft.com/office/drawing/2017/model3d" xmlns:w16cex="http://schemas.microsoft.com/office/word/2018/wordml/cex" xmlns:w16cid="http://schemas.microsoft.com/office/word/2016/wordml/cid" xmlns:w16="http://schemas.microsoft.com/office/word/2018/wordml" xmlns:w16sdtdh="http://schemas.microsoft.com/office/word/2020/wordml/sdtdatahash" xmlns:w16se="http://schemas.microsoft.com/office/word/2015/wordml/symex" mc:Ignorable="w14 w15 wp14">
-  <w:background w:color="D9D9D9"/>
   <w:body>
     <w:p>
       <w:pPr>
+        <w:pStyle w:val="MappeKapitelmarke"/>
+        <w:pBdr>
+          <w:left w:val="single" w:color="C9B599" w:sz="18" w:space="8"/>
+        </w:pBdr>
+      </w:pPr>
+      <w:r>
+        <w:t xml:space="preserve">01</w:t>
+      </w:r>
+    </w:p>
+    <w:p>
+      <w:pPr>
+        <w:pStyle w:val="MappeMarginal"/>
+        <w:pBdr>
+          <w:left w:val="single" w:color="C9B599" w:sz="18" w:space="8"/>
+        </w:pBdr>
+      </w:pPr>
+      <w:r>
+        <w:t xml:space="preserve">DECKBLATT</w:t>
+      </w:r>
+    </w:p>
+    <w:p>
+      <w:pPr>
+        <w:tabs>
+          <w:tab w:val="right" w:pos="8391"/>
+        </w:tabs>
         <w:spacing w:after="0" w:line="240" w:lineRule="auto"/>
-        <w:jc w:val="right"/>
       </w:pPr>
       <w:r>
         <w:rPr>
-          <w:color w:val="99ADC9"/>
-          <w:sz w:val="20"/>
-          <w:szCs w:val="20"/>
+          <w:rFonts w:ascii="Montserrat SemiBold" w:cs="Montserrat SemiBold" w:eastAsia="Montserrat SemiBold" w:hAnsi="Montserrat SemiBold"/>
+          <w:color w:val="1A1A1A"/>
+          <w:sz w:val="22"/>
+          <w:szCs w:val="22"/>
         </w:rPr>
         <w:t xml:space="preserve">+</w:t>
       </w:r>
+      <w:r>
+        <w:t xml:space="preserve">	</w:t>
+      </w:r>
+      <w:r>
+        <w:rPr>
+          <w:rFonts w:ascii="Montserrat SemiBold" w:cs="Montserrat SemiBold" w:eastAsia="Montserrat SemiBold" w:hAnsi="Montserrat SemiBold"/>
+          <w:color w:val="1A1A1A"/>
+          <w:sz w:val="22"/>
+          <w:szCs w:val="22"/>
+        </w:rPr>
+        <w:t xml:space="preserve">+</w:t>
+      </w:r>
+    </w:p>
+    <w:p>
+      <w:pPr>
+        <w:spacing w:after="0" w:before="200"/>
+      </w:pPr>
     </w:p>
     <w:p>
       <w:pPr>
@@ -23,7 +64,7 @@
           <w:bottom w:val="single" w:color="C9B599" w:sz="12" w:space="1"/>
         </w:pBdr>
         <w:spacing w:after="20" w:line="40" w:lineRule="exact"/>
-        <w:ind w:left="3401" w:right="3401"/>
+        <w:ind w:left="3060" w:right="3060"/>
       </w:pPr>
     </w:p>
     <w:p>
@@ -32,42 +73,38 @@
           <w:bottom w:val="single" w:color="99ADC9" w:sz="12" w:space="1"/>
         </w:pBdr>
         <w:spacing w:after="160" w:line="40" w:lineRule="exact"/>
-        <w:ind w:left="4201" w:right="4201"/>
-      </w:pPr>
-    </w:p>
-    <w:p>
-      <w:pPr>
-        <w:spacing w:after="60" w:before="160"/>
+        <w:ind w:left="3860" w:right="3860"/>
+      </w:pPr>
+    </w:p>
+    <w:p>
+      <w:pPr>
+        <w:pStyle w:val="MappeDisplay"/>
+        <w:spacing w:after="60" w:before="120"/>
         <w:jc w:val="center"/>
       </w:pPr>
       <w:r>
+        <w:t xml:space="preserve">BEWERBUNG</w:t>
+      </w:r>
+    </w:p>
+    <w:p>
+      <w:pPr>
+        <w:pStyle w:val="MappeUntertitel"/>
+        <w:spacing w:after="320"/>
+        <w:jc w:val="center"/>
+      </w:pPr>
+      <w:r>
+        <w:t xml:space="preserve">als </w:t>
+      </w:r>
+      <w:r>
         <w:rPr>
-          <w:rFonts w:ascii="Montserrat SemiBold" w:cs="Montserrat SemiBold" w:eastAsia="Montserrat SemiBold" w:hAnsi="Montserrat SemiBold"/>
-          <w:color w:val="1A1A1A"/>
-          <w:sz w:val="68"/>
-          <w:szCs w:val="68"/>
+          <w:rStyle w:val="MappePlatzhalter"/>
         </w:rPr>
-        <w:t xml:space="preserve">BEWERBUNG</w:t>
-      </w:r>
-    </w:p>
-    <w:p>
-      <w:pPr>
-        <w:spacing w:after="360"/>
-        <w:jc w:val="center"/>
-      </w:pPr>
-      <w:r>
-        <w:rPr>
-          <w:rFonts w:ascii="Montserrat SemiBold" w:cs="Montserrat SemiBold" w:eastAsia="Montserrat SemiBold" w:hAnsi="Montserrat SemiBold"/>
-          <w:color w:val="C9B599"/>
-          <w:sz w:val="30"/>
-          <w:szCs w:val="30"/>
-        </w:rPr>
-        <w:t xml:space="preserve">als [AUSBILDUNGSBERUF]</w:t>
+        <w:t xml:space="preserve">[AUSBILDUNGSBERUF]</w:t>
       </w:r>
     </w:p>
     <w:tbl>
       <w:tblPr>
-        <w:tblW w:type="dxa" w:w="3685"/>
+        <w:tblW w:type="dxa" w:w="4140"/>
         <w:jc w:val="center"/>
         <w:tblBorders>
           <w:top w:val="none" w:color="FFFFFF" w:sz="0"/>
@@ -79,72 +116,118 @@
         </w:tblBorders>
       </w:tblPr>
       <w:tblGrid>
-        <w:gridCol w:w="3685"/>
+        <w:gridCol w:w="4140"/>
       </w:tblGrid>
       <w:tr>
         <w:trPr>
-          <w:trHeight w:val="4593" w:hRule="exact"/>
+          <w:trHeight w:val="5047" w:hRule="exact"/>
         </w:trPr>
         <w:tc>
           <w:tcPr>
-            <w:tcW w:type="dxa" w:w="3685"/>
+            <w:tcW w:type="dxa" w:w="4140"/>
             <w:tcBorders>
-              <w:top w:val="single" w:color="C9B599" w:sz="8"/>
-              <w:left w:val="single" w:color="C9B599" w:sz="8"/>
-              <w:bottom w:val="single" w:color="C9B599" w:sz="8"/>
-              <w:right w:val="single" w:color="C9B599" w:sz="8"/>
+              <w:top w:val="none" w:color="FFFFFF" w:sz="0"/>
+              <w:left w:val="none" w:color="FFFFFF" w:sz="0"/>
+              <w:bottom w:val="none" w:color="FFFFFF" w:sz="0"/>
+              <w:right w:val="none" w:color="FFFFFF" w:sz="0"/>
             </w:tcBorders>
-            <w:shd w:fill="FFFFFF" w:val="clear"/>
+            <w:shd w:fill="D9D9D9" w:val="clear"/>
+            <w:tcMar>
+              <w:top w:type="dxa" w:w="227"/>
+              <w:left w:type="dxa" w:w="227"/>
+              <w:bottom w:type="dxa" w:w="227"/>
+              <w:right w:type="dxa" w:w="227"/>
+            </w:tcMar>
             <w:vAlign w:val="center"/>
           </w:tcPr>
-          <w:p>
-            <w:pPr>
-              <w:spacing w:after="40"/>
+          <w:tbl>
+            <w:tblPr>
+              <w:tblW w:type="dxa" w:w="3686"/>
               <w:jc w:val="center"/>
-            </w:pPr>
-            <w:r>
-              <w:rPr>
-                <w:color w:val="1A1A1A"/>
-                <w:sz w:val="16"/>
-                <w:szCs w:val="16"/>
-              </w:rPr>
-              <w:t xml:space="preserve">FOTO EINFÜGEN</w:t>
-            </w:r>
-          </w:p>
-          <w:p>
-            <w:pPr>
-              <w:jc w:val="center"/>
-            </w:pPr>
-            <w:r>
-              <w:rPr>
-                <w:color w:val="1A1A1A"/>
-                <w:sz w:val="14"/>
-                <w:szCs w:val="14"/>
-              </w:rPr>
-              <w:t xml:space="preserve">(Seitenverhältnis 4:5)</w:t>
-            </w:r>
-          </w:p>
+              <w:tblBorders>
+                <w:top w:val="none" w:color="FFFFFF" w:sz="0"/>
+                <w:left w:val="none" w:color="FFFFFF" w:sz="0"/>
+                <w:bottom w:val="none" w:color="FFFFFF" w:sz="0"/>
+                <w:right w:val="none" w:color="FFFFFF" w:sz="0"/>
+                <w:insideH w:val="none" w:color="FFFFFF" w:sz="0"/>
+                <w:insideV w:val="none" w:color="FFFFFF" w:sz="0"/>
+              </w:tblBorders>
+            </w:tblPr>
+            <w:tblGrid>
+              <w:gridCol w:w="3686"/>
+            </w:tblGrid>
+            <w:tr>
+              <w:trPr>
+                <w:trHeight w:val="4593" w:hRule="exact"/>
+              </w:trPr>
+              <w:tc>
+                <w:tcPr>
+                  <w:tcW w:type="dxa" w:w="3686"/>
+                  <w:tcBorders>
+                    <w:top w:val="single" w:color="D9D9D9" w:sz="6"/>
+                    <w:left w:val="single" w:color="D9D9D9" w:sz="6"/>
+                    <w:bottom w:val="single" w:color="D9D9D9" w:sz="6"/>
+                    <w:right w:val="single" w:color="D9D9D9" w:sz="6"/>
+                  </w:tcBorders>
+                  <w:shd w:fill="FFFFFF" w:val="clear"/>
+                  <w:tcMar>
+                    <w:top w:type="dxa" w:w="40"/>
+                    <w:left w:type="dxa" w:w="40"/>
+                    <w:bottom w:type="dxa" w:w="40"/>
+                    <w:right w:type="dxa" w:w="40"/>
+                  </w:tcMar>
+                  <w:vAlign w:val="center"/>
+                </w:tcPr>
+                <w:p>
+                  <w:pPr>
+                    <w:spacing w:after="40"/>
+                    <w:jc w:val="center"/>
+                  </w:pPr>
+                  <w:r>
+                    <w:rPr>
+                      <w:color w:val="5A5A5A"/>
+                      <w:sz w:val="16"/>
+                      <w:szCs w:val="16"/>
+                    </w:rPr>
+                    <w:t xml:space="preserve">FOTO EINFÜGEN</w:t>
+                  </w:r>
+                </w:p>
+                <w:p>
+                  <w:pPr>
+                    <w:jc w:val="center"/>
+                  </w:pPr>
+                  <w:r>
+                    <w:rPr>
+                      <w:color w:val="5A5A5A"/>
+                      <w:sz w:val="14"/>
+                      <w:szCs w:val="14"/>
+                    </w:rPr>
+                    <w:t xml:space="preserve">(6,5 × 8,1 cm, Seitenverhältnis 4:5)</w:t>
+                  </w:r>
+                </w:p>
+              </w:tc>
+            </w:tr>
+          </w:tbl>
+          <w:p/>
         </w:tc>
       </w:tr>
     </w:tbl>
     <w:p>
       <w:pPr>
-        <w:spacing w:after="480" w:before="240"/>
+        <w:pStyle w:val="MappeNameZeile"/>
+        <w:spacing w:after="320" w:before="200"/>
         <w:jc w:val="center"/>
       </w:pPr>
       <w:r>
         <w:rPr>
-          <w:rFonts w:ascii="Montserrat SemiBold" w:cs="Montserrat SemiBold" w:eastAsia="Montserrat SemiBold" w:hAnsi="Montserrat SemiBold"/>
-          <w:color w:val="99ADC9"/>
-          <w:sz w:val="28"/>
-          <w:szCs w:val="28"/>
+          <w:rStyle w:val="MappePlatzhalter"/>
         </w:rPr>
-        <w:t xml:space="preserve">[VORNAME NACHNAME]</w:t>
-      </w:r>
-    </w:p>
-    <w:p>
-      <w:pPr>
-        <w:spacing w:after="0" w:line="240" w:lineRule="auto"/>
+        <w:t xml:space="preserve">[BEWERBER_NAME]</w:t>
+      </w:r>
+    </w:p>
+    <w:p>
+      <w:pPr>
+        <w:pStyle w:val="MappeKontaktZeile"/>
         <w:jc w:val="center"/>
       </w:pPr>
       <w:r>
@@ -189,7 +272,6 @@
       </w:r>
       <w:r>
         <w:rPr>
-          <w:color w:val="1A1A1A"/>
           <w:sz w:val="18"/>
           <w:szCs w:val="18"/>
         </w:rPr>
@@ -197,18 +279,20 @@
       </w:r>
       <w:r>
         <w:rPr>
-          <w:color w:val="99ADC9"/>
-          <w:sz w:val="20"/>
-          <w:szCs w:val="20"/>
+          <w:rStyle w:val="MappePlatzhalter"/>
         </w:rPr>
-        <w:t xml:space="preserve">[STRASSE HAUSNUMMER], [PLZ ORT]</w:t>
+        <w:t xml:space="preserve">[BEWERBER_STRASSE]</w:t>
+      </w:r>
+      <w:r>
+        <w:t xml:space="preserve">, </w:t>
       </w:r>
       <w:r>
         <w:rPr>
-          <w:color w:val="1A1A1A"/>
-          <w:sz w:val="20"/>
-          <w:szCs w:val="20"/>
+          <w:rStyle w:val="MappePlatzhalter"/>
         </w:rPr>
+        <w:t xml:space="preserve">[BEWERBER_PLZ_ORT]</w:t>
+      </w:r>
+      <w:r>
         <w:t xml:space="preserve">    ·    </w:t>
       </w:r>
       <w:r>
@@ -253,7 +337,6 @@
       </w:r>
       <w:r>
         <w:rPr>
-          <w:color w:val="1A1A1A"/>
           <w:sz w:val="18"/>
           <w:szCs w:val="18"/>
         </w:rPr>
@@ -261,18 +344,11 @@
       </w:r>
       <w:r>
         <w:rPr>
-          <w:color w:val="99ADC9"/>
-          <w:sz w:val="20"/>
-          <w:szCs w:val="20"/>
+          <w:rStyle w:val="MappePlatzhalter"/>
         </w:rPr>
-        <w:t xml:space="preserve">[TELEFON]</w:t>
-      </w:r>
-      <w:r>
-        <w:rPr>
-          <w:color w:val="1A1A1A"/>
-          <w:sz w:val="20"/>
-          <w:szCs w:val="20"/>
-        </w:rPr>
+        <w:t xml:space="preserve">[BEWERBER_TELEFON]</w:t>
+      </w:r>
+      <w:r>
         <w:t xml:space="preserve">    ·    </w:t>
       </w:r>
       <w:r>
@@ -317,7 +393,6 @@
       </w:r>
       <w:r>
         <w:rPr>
-          <w:color w:val="1A1A1A"/>
           <w:sz w:val="18"/>
           <w:szCs w:val="18"/>
         </w:rPr>
@@ -325,16 +400,15 @@
       </w:r>
       <w:r>
         <w:rPr>
-          <w:color w:val="99ADC9"/>
-          <w:sz w:val="20"/>
-          <w:szCs w:val="20"/>
+          <w:rStyle w:val="MappePlatzhalter"/>
         </w:rPr>
-        <w:t xml:space="preserve">[E-MAIL]</w:t>
-      </w:r>
-    </w:p>
-    <w:p>
-      <w:pPr>
-        <w:spacing w:after="0" w:before="60" w:line="240" w:lineRule="auto"/>
+        <w:t xml:space="preserve">[BEWERBER_EMAIL]</w:t>
+      </w:r>
+    </w:p>
+    <w:p>
+      <w:pPr>
+        <w:pStyle w:val="MappeOptional"/>
+        <w:spacing w:before="60"/>
         <w:jc w:val="center"/>
       </w:pPr>
       <w:r>
@@ -379,7 +453,6 @@
       </w:r>
       <w:r>
         <w:rPr>
-          <w:color w:val="1A1A1A"/>
           <w:sz w:val="18"/>
           <w:szCs w:val="18"/>
         </w:rPr>
@@ -387,35 +460,22 @@
       </w:r>
       <w:r>
         <w:rPr>
-          <w:color w:val="99ADC9"/>
-          <w:sz w:val="20"/>
-          <w:szCs w:val="20"/>
+          <w:rStyle w:val="MappePlatzhalter"/>
         </w:rPr>
-        <w:t xml:space="preserve">[WEBSITE] – optional, Zeile sonst löschen</w:t>
-      </w:r>
-    </w:p>
-    <w:p>
-      <w:pPr>
-        <w:spacing w:after="0" w:before="400"/>
-      </w:pPr>
-    </w:p>
-    <w:p>
-      <w:pPr>
-        <w:spacing w:after="0" w:line="240" w:lineRule="auto"/>
-        <w:jc w:val="left"/>
-      </w:pPr>
-      <w:r>
-        <w:rPr>
-          <w:color w:val="99ADC9"/>
-          <w:sz w:val="20"/>
-          <w:szCs w:val="20"/>
-        </w:rPr>
-        <w:t xml:space="preserve">+</w:t>
-      </w:r>
+        <w:t xml:space="preserve">[BEWERBER_WEBSITE]</w:t>
+      </w:r>
+      <w:r>
+        <w:t xml:space="preserve">  — Zeile löschen, falls nicht vorhanden</w:t>
+      </w:r>
+    </w:p>
+    <w:p>
+      <w:pPr>
+        <w:spacing w:after="0" w:before="320"/>
+      </w:pPr>
     </w:p>
     <w:tbl>
       <w:tblPr>
-        <w:tblW w:type="dxa" w:w="3970"/>
+        <w:tblW w:type="dxa" w:w="4700"/>
         <w:jc w:val="right"/>
         <w:tblBorders>
           <w:top w:val="none" w:color="FFFFFF" w:sz="0"/>
@@ -427,129 +487,79 @@
         </w:tblBorders>
       </w:tblPr>
       <w:tblGrid>
-        <w:gridCol w:w="3970"/>
+        <w:gridCol w:w="4700"/>
       </w:tblGrid>
       <w:tr>
         <w:tc>
           <w:tcPr>
-            <w:tcW w:type="dxa" w:w="3970"/>
+            <w:tcW w:type="dxa" w:w="4700"/>
             <w:tcBorders>
               <w:top w:val="none" w:color="FFFFFF" w:sz="0"/>
               <w:left w:val="single" w:color="C9B599" w:sz="12"/>
               <w:bottom w:val="none" w:color="FFFFFF" w:sz="0"/>
               <w:right w:val="none" w:color="FFFFFF" w:sz="0"/>
             </w:tcBorders>
-            <w:shd w:fill="FFFFFF" w:val="clear"/>
+            <w:shd w:fill="D9D9D9" w:val="clear"/>
             <w:tcMar>
-              <w:top w:type="dxa" w:w="100"/>
-              <w:left w:type="dxa" w:w="160"/>
-              <w:bottom w:type="dxa" w:w="100"/>
-              <w:right w:type="dxa" w:w="120"/>
+              <w:top w:type="dxa" w:w="120"/>
+              <w:left w:type="dxa" w:w="180"/>
+              <w:bottom w:type="dxa" w:w="120"/>
+              <w:right w:type="dxa" w:w="140"/>
             </w:tcMar>
           </w:tcPr>
           <w:p>
             <w:pPr>
+              <w:pStyle w:val="MappeKartenTitel"/>
               <w:spacing w:after="80"/>
             </w:pPr>
             <w:r>
-              <w:rPr>
-                <w:rFonts w:ascii="Montserrat SemiBold" w:cs="Montserrat SemiBold" w:eastAsia="Montserrat SemiBold" w:hAnsi="Montserrat SemiBold"/>
-                <w:color w:val="C9B599"/>
-                <w:spacing w:val="30"/>
-                <w:sz w:val="20"/>
-                <w:szCs w:val="20"/>
-              </w:rPr>
               <w:t xml:space="preserve">ANLAGEN</w:t>
             </w:r>
           </w:p>
           <w:p>
             <w:pPr>
-              <w:pStyle w:val="ListParagraph"/>
-              <w:numPr>
-                <w:ilvl w:val="0"/>
-                <w:numId w:val="2"/>
-              </w:numPr>
-              <w:spacing w:after="40" w:line="240" w:lineRule="auto"/>
-            </w:pPr>
-            <w:r>
-              <w:rPr>
-                <w:color w:val="1A1A1A"/>
-                <w:sz w:val="20"/>
-                <w:szCs w:val="20"/>
-              </w:rPr>
+              <w:pStyle w:val="MappeListe"/>
+            </w:pPr>
+            <w:r>
               <w:t xml:space="preserve">Lebenslauf</w:t>
             </w:r>
           </w:p>
           <w:p>
             <w:pPr>
-              <w:pStyle w:val="ListParagraph"/>
-              <w:numPr>
-                <w:ilvl w:val="0"/>
-                <w:numId w:val="2"/>
-              </w:numPr>
-              <w:spacing w:after="40" w:line="240" w:lineRule="auto"/>
-            </w:pPr>
-            <w:r>
-              <w:rPr>
-                <w:color w:val="1A1A1A"/>
-                <w:sz w:val="20"/>
-                <w:szCs w:val="20"/>
-              </w:rPr>
+              <w:pStyle w:val="MappeListe"/>
+            </w:pPr>
+            <w:r>
               <w:t xml:space="preserve">Schulzeugnisse</w:t>
             </w:r>
           </w:p>
           <w:p>
             <w:pPr>
-              <w:pStyle w:val="ListParagraph"/>
-              <w:numPr>
-                <w:ilvl w:val="0"/>
-                <w:numId w:val="2"/>
-              </w:numPr>
-              <w:spacing w:after="40" w:line="240" w:lineRule="auto"/>
-            </w:pPr>
-            <w:r>
-              <w:rPr>
-                <w:color w:val="1A1A1A"/>
-                <w:sz w:val="20"/>
-                <w:szCs w:val="20"/>
-              </w:rPr>
+              <w:pStyle w:val="MappeListe"/>
+            </w:pPr>
+            <w:r>
               <w:t xml:space="preserve">Praktikumsbescheinigungen</w:t>
             </w:r>
           </w:p>
           <w:p>
             <w:pPr>
-              <w:pStyle w:val="ListParagraph"/>
-              <w:numPr>
-                <w:ilvl w:val="0"/>
-                <w:numId w:val="2"/>
-              </w:numPr>
-              <w:spacing w:after="40" w:line="240" w:lineRule="auto"/>
-            </w:pPr>
-            <w:r>
-              <w:rPr>
-                <w:color w:val="1A1A1A"/>
-                <w:sz w:val="20"/>
-                <w:szCs w:val="20"/>
-              </w:rPr>
+              <w:pStyle w:val="MappeListe"/>
+            </w:pPr>
+            <w:r>
               <w:t xml:space="preserve">Zertifikate</w:t>
             </w:r>
           </w:p>
           <w:p>
             <w:pPr>
-              <w:pStyle w:val="ListParagraph"/>
-              <w:numPr>
-                <w:ilvl w:val="0"/>
-                <w:numId w:val="2"/>
-              </w:numPr>
-              <w:spacing w:after="40" w:line="240" w:lineRule="auto"/>
-            </w:pPr>
-            <w:r>
-              <w:rPr>
-                <w:color w:val="99ADC9"/>
-                <w:sz w:val="20"/>
-                <w:szCs w:val="20"/>
-              </w:rPr>
-              <w:t xml:space="preserve">[WEITERE NACHWEISE] – optional</w:t>
+              <w:pStyle w:val="MappeListe"/>
+            </w:pPr>
+            <w:r>
+              <w:rPr>
+                <w:rStyle w:val="MappePlatzhalter"/>
+              </w:rPr>
+              <w:t xml:space="preserve">[ANLAGE_WEITERE]</w:t>
+            </w:r>
+            <w:r>
+              <w:t xml:space="preserve"> — optional, sonst Zeile löschen</w:t>
             </w:r>
           </w:p>
         </w:tc>
@@ -557,10 +567,44 @@
     </w:tbl>
     <w:p>
       <w:pPr>
+        <w:spacing w:after="0" w:before="200"/>
+      </w:pPr>
+    </w:p>
+    <w:p>
+      <w:pPr>
+        <w:tabs>
+          <w:tab w:val="right" w:pos="8391"/>
+        </w:tabs>
+        <w:spacing w:after="0" w:line="240" w:lineRule="auto"/>
+      </w:pPr>
+      <w:r>
+        <w:rPr>
+          <w:rFonts w:ascii="Montserrat SemiBold" w:cs="Montserrat SemiBold" w:eastAsia="Montserrat SemiBold" w:hAnsi="Montserrat SemiBold"/>
+          <w:color w:val="1A1A1A"/>
+          <w:sz w:val="22"/>
+          <w:szCs w:val="22"/>
+        </w:rPr>
+        <w:t xml:space="preserve">+</w:t>
+      </w:r>
+      <w:r>
+        <w:t xml:space="preserve">	</w:t>
+      </w:r>
+      <w:r>
+        <w:rPr>
+          <w:rFonts w:ascii="Montserrat SemiBold" w:cs="Montserrat SemiBold" w:eastAsia="Montserrat SemiBold" w:hAnsi="Montserrat SemiBold"/>
+          <w:color w:val="1A1A1A"/>
+          <w:sz w:val="22"/>
+          <w:szCs w:val="22"/>
+        </w:rPr>
+        <w:t xml:space="preserve">+</w:t>
+      </w:r>
+    </w:p>
+    <w:p>
+      <w:pPr>
         <w:sectPr>
           <w:footerReference w:type="default" r:id="rId7"/>
           <w:pgSz w:w="11906" w:h="16838" w:orient="portrait"/>
-          <w:pgMar w:top="1134" w:right="1417" w:bottom="1134" w:left="1417" w:header="708" w:footer="708" w:gutter="0"/>
+          <w:pgMar w:top="1134" w:right="1134" w:bottom="1134" w:left="2381" w:header="708" w:footer="708" w:gutter="0"/>
           <w:pgNumType/>
           <w:docGrid w:linePitch="360"/>
         </w:sectPr>
@@ -568,22 +612,56 @@
     </w:p>
     <w:p>
       <w:pPr>
+        <w:pStyle w:val="MappeKapitelmarke"/>
+        <w:pBdr>
+          <w:left w:val="single" w:color="C9B599" w:sz="18" w:space="8"/>
+        </w:pBdr>
+      </w:pPr>
+      <w:r>
+        <w:t xml:space="preserve">02</w:t>
+      </w:r>
+    </w:p>
+    <w:p>
+      <w:pPr>
+        <w:pStyle w:val="MappeMarginal"/>
+        <w:pBdr>
+          <w:left w:val="single" w:color="C9B599" w:sz="18" w:space="8"/>
+        </w:pBdr>
+      </w:pPr>
+      <w:r>
+        <w:t xml:space="preserve">ANSCHREIBEN</w:t>
+      </w:r>
+    </w:p>
+    <w:p>
+      <w:pPr>
+        <w:pStyle w:val="MappeTitel"/>
         <w:spacing w:after="60"/>
       </w:pPr>
       <w:r>
-        <w:rPr>
-          <w:rFonts w:ascii="Montserrat SemiBold" w:cs="Montserrat SemiBold" w:eastAsia="Montserrat SemiBold" w:hAnsi="Montserrat SemiBold"/>
-          <w:color w:val="C9B599"/>
-          <w:spacing w:val="40"/>
-          <w:sz w:val="18"/>
-          <w:szCs w:val="18"/>
-        </w:rPr>
-        <w:t xml:space="preserve">01 · ANSCHREIBEN</w:t>
-      </w:r>
+        <w:t xml:space="preserve">ANSCHREIBEN</w:t>
+      </w:r>
+    </w:p>
+    <w:p>
+      <w:pPr>
+        <w:pBdr>
+          <w:bottom w:val="single" w:color="C9B599" w:sz="12" w:space="1"/>
+        </w:pBdr>
+        <w:spacing w:after="20" w:line="40" w:lineRule="exact"/>
+        <w:ind/>
+      </w:pPr>
+    </w:p>
+    <w:p>
+      <w:pPr>
+        <w:pBdr>
+          <w:bottom w:val="single" w:color="99ADC9" w:sz="12" w:space="1"/>
+        </w:pBdr>
+        <w:spacing w:after="160" w:line="40" w:lineRule="exact"/>
+        <w:ind w:right="7711"/>
+      </w:pPr>
     </w:p>
     <w:tbl>
       <w:tblPr>
-        <w:tblW w:type="dxa" w:w="9356"/>
+        <w:tblW w:type="dxa" w:w="8391"/>
         <w:tblBorders>
           <w:top w:val="none" w:color="FFFFFF" w:sz="0"/>
           <w:left w:val="none" w:color="FFFFFF" w:sz="0"/>
@@ -594,13 +672,13 @@
         </w:tblBorders>
       </w:tblPr>
       <w:tblGrid>
-        <w:gridCol w:w="4290"/>
-        <w:gridCol w:w="5066"/>
+        <w:gridCol w:w="3800"/>
+        <w:gridCol w:w="4591"/>
       </w:tblGrid>
       <w:tr>
         <w:tc>
           <w:tcPr>
-            <w:tcW w:type="dxa" w:w="4290"/>
+            <w:tcW w:type="dxa" w:w="3800"/>
             <w:tcBorders>
               <w:top w:val="none" w:color="FFFFFF" w:sz="0"/>
               <w:left w:val="none" w:color="FFFFFF" w:sz="0"/>
@@ -608,73 +686,73 @@
               <w:right w:val="none" w:color="FFFFFF" w:sz="0"/>
             </w:tcBorders>
             <w:tcMar>
-              <w:top w:type="dxa" w:w="40"/>
+              <w:top w:type="dxa" w:w="20"/>
               <w:left w:type="dxa" w:w="60"/>
-              <w:bottom w:type="dxa" w:w="40"/>
+              <w:bottom w:type="dxa" w:w="20"/>
               <w:right w:type="dxa" w:w="60"/>
             </w:tcMar>
           </w:tcPr>
           <w:p>
             <w:pPr>
-              <w:spacing w:after="40" w:line="240" w:lineRule="auto"/>
-            </w:pPr>
-            <w:r>
-              <w:rPr>
+              <w:pStyle w:val="MappeAdresse"/>
+            </w:pPr>
+            <w:r>
+              <w:rPr>
+                <w:rStyle w:val="MappePlatzhalter"/>
                 <w:b/>
                 <w:bCs/>
-                <w:color w:val="99ADC9"/>
-              </w:rPr>
-              <w:t xml:space="preserve">[VORNAME NACHNAME]</w:t>
-            </w:r>
-          </w:p>
-          <w:p>
-            <w:pPr>
-              <w:spacing w:after="40" w:line="240" w:lineRule="auto"/>
-            </w:pPr>
-            <w:r>
-              <w:rPr>
-                <w:color w:val="99ADC9"/>
-              </w:rPr>
-              <w:t xml:space="preserve">[STRASSE HAUSNUMMER]</w:t>
-            </w:r>
-          </w:p>
-          <w:p>
-            <w:pPr>
-              <w:spacing w:after="40" w:line="240" w:lineRule="auto"/>
-            </w:pPr>
-            <w:r>
-              <w:rPr>
-                <w:color w:val="99ADC9"/>
-              </w:rPr>
-              <w:t xml:space="preserve">[PLZ ORT]</w:t>
-            </w:r>
-          </w:p>
-          <w:p>
-            <w:pPr>
-              <w:spacing w:after="40" w:line="240" w:lineRule="auto"/>
-            </w:pPr>
-            <w:r>
-              <w:rPr>
-                <w:color w:val="99ADC9"/>
-              </w:rPr>
-              <w:t xml:space="preserve">[TELEFON]</w:t>
-            </w:r>
-          </w:p>
-          <w:p>
-            <w:pPr>
-              <w:spacing w:after="40" w:line="240" w:lineRule="auto"/>
-            </w:pPr>
-            <w:r>
-              <w:rPr>
-                <w:color w:val="99ADC9"/>
-              </w:rPr>
-              <w:t xml:space="preserve">[E-MAIL]</w:t>
+              </w:rPr>
+              <w:t xml:space="preserve">[BEWERBER_NAME]</w:t>
+            </w:r>
+          </w:p>
+          <w:p>
+            <w:pPr>
+              <w:pStyle w:val="MappeAdresse"/>
+            </w:pPr>
+            <w:r>
+              <w:rPr>
+                <w:rStyle w:val="MappePlatzhalter"/>
+              </w:rPr>
+              <w:t xml:space="preserve">[BEWERBER_STRASSE]</w:t>
+            </w:r>
+          </w:p>
+          <w:p>
+            <w:pPr>
+              <w:pStyle w:val="MappeAdresse"/>
+            </w:pPr>
+            <w:r>
+              <w:rPr>
+                <w:rStyle w:val="MappePlatzhalter"/>
+              </w:rPr>
+              <w:t xml:space="preserve">[BEWERBER_PLZ_ORT]</w:t>
+            </w:r>
+          </w:p>
+          <w:p>
+            <w:pPr>
+              <w:pStyle w:val="MappeAdresse"/>
+            </w:pPr>
+            <w:r>
+              <w:rPr>
+                <w:rStyle w:val="MappePlatzhalter"/>
+              </w:rPr>
+              <w:t xml:space="preserve">[BEWERBER_TELEFON]</w:t>
+            </w:r>
+          </w:p>
+          <w:p>
+            <w:pPr>
+              <w:pStyle w:val="MappeAdresse"/>
+            </w:pPr>
+            <w:r>
+              <w:rPr>
+                <w:rStyle w:val="MappePlatzhalter"/>
+              </w:rPr>
+              <w:t xml:space="preserve">[BEWERBER_EMAIL]</w:t>
             </w:r>
           </w:p>
         </w:tc>
         <w:tc>
           <w:tcPr>
-            <w:tcW w:type="dxa" w:w="5066"/>
+            <w:tcW w:type="dxa" w:w="4591"/>
             <w:tcBorders>
               <w:top w:val="none" w:color="FFFFFF" w:sz="0"/>
               <w:left w:val="none" w:color="FFFFFF" w:sz="0"/>
@@ -682,67 +760,70 @@
               <w:right w:val="none" w:color="FFFFFF" w:sz="0"/>
             </w:tcBorders>
             <w:tcMar>
-              <w:top w:type="dxa" w:w="40"/>
+              <w:top w:type="dxa" w:w="20"/>
               <w:left w:type="dxa" w:w="60"/>
-              <w:bottom w:type="dxa" w:w="40"/>
+              <w:bottom w:type="dxa" w:w="20"/>
               <w:right w:type="dxa" w:w="60"/>
             </w:tcMar>
           </w:tcPr>
           <w:p>
             <w:pPr>
-              <w:spacing w:after="40" w:line="240" w:lineRule="auto"/>
-            </w:pPr>
-            <w:r>
-              <w:rPr>
+              <w:pStyle w:val="MappeAdresse"/>
+            </w:pPr>
+            <w:r>
+              <w:rPr>
+                <w:rStyle w:val="MappePlatzhalter"/>
                 <w:b/>
                 <w:bCs/>
-                <w:color w:val="99ADC9"/>
-              </w:rPr>
-              <w:t xml:space="preserve">[UNTERNEHMEN]</w:t>
-            </w:r>
-          </w:p>
-          <w:p>
-            <w:pPr>
-              <w:spacing w:after="40" w:line="240" w:lineRule="auto"/>
-            </w:pPr>
-            <w:r>
-              <w:rPr>
-                <w:color w:val="99ADC9"/>
-              </w:rPr>
-              <w:t xml:space="preserve">[ABTEILUNG] – optional, Zeile sonst löschen</w:t>
-            </w:r>
-          </w:p>
-          <w:p>
-            <w:pPr>
-              <w:spacing w:after="40" w:line="240" w:lineRule="auto"/>
-            </w:pPr>
-            <w:r>
-              <w:rPr>
-                <w:color w:val="99ADC9"/>
-              </w:rPr>
-              <w:t xml:space="preserve">[Herrn/Frau ANSPRECHPARTNER]</w:t>
-            </w:r>
-          </w:p>
-          <w:p>
-            <w:pPr>
-              <w:spacing w:after="40" w:line="240" w:lineRule="auto"/>
-            </w:pPr>
-            <w:r>
-              <w:rPr>
-                <w:color w:val="99ADC9"/>
-              </w:rPr>
-              <w:t xml:space="preserve">[STRASSE HAUSNUMMER]</w:t>
-            </w:r>
-          </w:p>
-          <w:p>
-            <w:pPr>
-              <w:spacing w:after="40" w:line="240" w:lineRule="auto"/>
-            </w:pPr>
-            <w:r>
-              <w:rPr>
-                <w:color w:val="99ADC9"/>
-              </w:rPr>
-              <w:t xml:space="preserve">[PLZ ORT]</w:t>
+              </w:rPr>
+              <w:t xml:space="preserve">[FIRMA_NAME]</w:t>
+            </w:r>
+          </w:p>
+          <w:p>
+            <w:pPr>
+              <w:pStyle w:val="MappeAdresse"/>
+            </w:pPr>
+            <w:r>
+              <w:rPr>
+                <w:rStyle w:val="MappePlatzhalter"/>
+              </w:rPr>
+              <w:t xml:space="preserve">[FIRMA_ABTEILUNG]</w:t>
+            </w:r>
+            <w:r>
+              <w:t xml:space="preserve"> — Zeile löschen, falls nicht vorhanden</w:t>
+            </w:r>
+          </w:p>
+          <w:p>
+            <w:pPr>
+              <w:pStyle w:val="MappeAdresse"/>
+            </w:pPr>
+            <w:r>
+              <w:rPr>
+                <w:rStyle w:val="MappePlatzhalter"/>
+              </w:rPr>
+              <w:t xml:space="preserve">[FIRMA_ANSPRECHPARTNER]</w:t>
+            </w:r>
+          </w:p>
+          <w:p>
+            <w:pPr>
+              <w:pStyle w:val="MappeAdresse"/>
+            </w:pPr>
+            <w:r>
+              <w:rPr>
+                <w:rStyle w:val="MappePlatzhalter"/>
+              </w:rPr>
+              <w:t xml:space="preserve">[FIRMA_STRASSE]</w:t>
+            </w:r>
+          </w:p>
+          <w:p>
+            <w:pPr>
+              <w:pStyle w:val="MappeAdresse"/>
+            </w:pPr>
+            <w:r>
+              <w:rPr>
+                <w:rStyle w:val="MappePlatzhalter"/>
+              </w:rPr>
+              <w:t xml:space="preserve">[FIRMA_PLZ_ORT]</w:t>
             </w:r>
           </w:p>
         </w:tc>
@@ -750,255 +831,187 @@
     </w:tbl>
     <w:p>
       <w:pPr>
-        <w:spacing w:after="0" w:line="240" w:lineRule="auto"/>
+        <w:spacing w:after="0" w:before="240"/>
+      </w:pPr>
+    </w:p>
+    <w:p>
+      <w:pPr>
+        <w:pStyle w:val="MappeDatum"/>
+        <w:jc w:val="right"/>
       </w:pPr>
       <w:r>
         <w:rPr>
-          <w:color w:val="1A1A1A"/>
-          <w:sz w:val="22"/>
-          <w:szCs w:val="22"/>
+          <w:rStyle w:val="MappePlatzhalter"/>
         </w:rPr>
-        <w:t xml:space="preserve"/>
-      </w:r>
-    </w:p>
-    <w:p>
-      <w:pPr>
-        <w:spacing w:after="0" w:line="240" w:lineRule="auto"/>
-      </w:pPr>
-      <w:r>
-        <w:rPr>
-          <w:color w:val="1A1A1A"/>
-          <w:sz w:val="22"/>
-          <w:szCs w:val="22"/>
-        </w:rPr>
-        <w:t xml:space="preserve"/>
-      </w:r>
-    </w:p>
-    <w:p>
-      <w:pPr>
-        <w:spacing w:line="240" w:lineRule="auto"/>
-        <w:jc w:val="right"/>
-      </w:pPr>
-      <w:r>
-        <w:rPr>
-          <w:color w:val="1A1A1A"/>
-        </w:rPr>
-        <w:t xml:space="preserve">TT.MM.JJJJ</w:t>
-      </w:r>
-    </w:p>
-    <w:p>
-      <w:pPr>
-        <w:spacing w:after="0" w:line="240" w:lineRule="auto"/>
-      </w:pPr>
-      <w:r>
-        <w:rPr>
-          <w:color w:val="1A1A1A"/>
-          <w:sz w:val="22"/>
-          <w:szCs w:val="22"/>
-        </w:rPr>
-        <w:t xml:space="preserve"/>
-      </w:r>
-    </w:p>
-    <w:p>
-      <w:pPr>
-        <w:spacing w:after="0" w:line="240" w:lineRule="auto"/>
-      </w:pPr>
-      <w:r>
-        <w:rPr>
-          <w:color w:val="1A1A1A"/>
-          <w:sz w:val="22"/>
-          <w:szCs w:val="22"/>
-        </w:rPr>
-        <w:t xml:space="preserve"/>
-      </w:r>
-    </w:p>
-    <w:p>
-      <w:pPr>
-        <w:spacing w:line="240" w:lineRule="auto"/>
+        <w:t xml:space="preserve">[DATUM_ANSCREIBEN]</w:t>
+      </w:r>
+    </w:p>
+    <w:p>
+      <w:pPr>
+        <w:spacing w:after="0" w:before="240"/>
+      </w:pPr>
+    </w:p>
+    <w:p>
+      <w:pPr>
+        <w:pStyle w:val="MappeFliesstext"/>
+        <w:spacing w:after="40"/>
       </w:pPr>
       <w:r>
         <w:rPr>
           <w:b/>
           <w:bCs/>
-          <w:color w:val="1A1A1A"/>
         </w:rPr>
         <w:t xml:space="preserve">Bewerbung um die Ausbildungsstelle als </w:t>
       </w:r>
       <w:r>
         <w:rPr>
+          <w:rStyle w:val="MappePlatzhalter"/>
           <w:b/>
           <w:bCs/>
-          <w:color w:val="99ADC9"/>
         </w:rPr>
         <w:t xml:space="preserve">[AUSBILDUNGSBERUF]</w:t>
       </w:r>
+    </w:p>
+    <w:p>
+      <w:pPr>
+        <w:pStyle w:val="MappeOptional"/>
+      </w:pPr>
       <w:r>
         <w:rPr>
-          <w:b/>
-          <w:bCs/>
-          <w:color w:val="1A1A1A"/>
+          <w:rStyle w:val="MappePlatzhalter"/>
         </w:rPr>
-        <w:t xml:space="preserve"> – </w:t>
+        <w:t xml:space="preserve">[STELLE_FUNDORT_REFNR]</w:t>
+      </w:r>
+      <w:r>
+        <w:t xml:space="preserve"> — Fundort / Referenznummer, Zeile löschen, falls nicht vorhanden</w:t>
+      </w:r>
+    </w:p>
+    <w:p>
+      <w:pPr>
+        <w:spacing w:after="0" w:before="200"/>
+      </w:pPr>
+    </w:p>
+    <w:p>
+      <w:pPr>
+        <w:pStyle w:val="MappeFliesstext"/>
+      </w:pPr>
+      <w:r>
+        <w:t xml:space="preserve">Sehr geehrte/r </w:t>
       </w:r>
       <w:r>
         <w:rPr>
-          <w:b/>
-          <w:bCs/>
-          <w:color w:val="99ADC9"/>
+          <w:rStyle w:val="MappePlatzhalter"/>
         </w:rPr>
-        <w:t xml:space="preserve">[Fundort/Ref.-Nr., optional]</w:t>
-      </w:r>
-    </w:p>
-    <w:p>
-      <w:pPr>
-        <w:spacing w:after="0" w:line="240" w:lineRule="auto"/>
+        <w:t xml:space="preserve">[FIRMA_ANSPRECHPARTNER]</w:t>
+      </w:r>
+      <w:r>
+        <w:t xml:space="preserve">,</w:t>
+      </w:r>
+    </w:p>
+    <w:p>
+      <w:pPr>
+        <w:pStyle w:val="MappeFliesstext"/>
+        <w:spacing w:after="200"/>
       </w:pPr>
       <w:r>
         <w:rPr>
-          <w:color w:val="1A1A1A"/>
-          <w:sz w:val="22"/>
-          <w:szCs w:val="22"/>
+          <w:rStyle w:val="MappePlatzhalter"/>
         </w:rPr>
-        <w:t xml:space="preserve"/>
-      </w:r>
-    </w:p>
-    <w:p>
-      <w:pPr>
-        <w:spacing w:after="40" w:line="240" w:lineRule="auto"/>
+        <w:t xml:space="preserve">[ANSCREIBEN_EINSTIEG]</w:t>
+      </w:r>
+    </w:p>
+    <w:p>
+      <w:pPr>
+        <w:pStyle w:val="MappeFliesstext"/>
+        <w:spacing w:after="200"/>
       </w:pPr>
       <w:r>
         <w:rPr>
-          <w:color w:val="1A1A1A"/>
+          <w:rStyle w:val="MappePlatzhalter"/>
         </w:rPr>
-        <w:t xml:space="preserve">Sehr geehrte/r </w:t>
-      </w:r>
+        <w:t xml:space="preserve">[ANSCREIBEN_BERUF]</w:t>
+      </w:r>
+    </w:p>
+    <w:p>
+      <w:pPr>
+        <w:pStyle w:val="MappeFliesstext"/>
+        <w:spacing w:after="200"/>
+      </w:pPr>
       <w:r>
         <w:rPr>
-          <w:color w:val="99ADC9"/>
+          <w:rStyle w:val="MappePlatzhalter"/>
         </w:rPr>
-        <w:t xml:space="preserve">[ANSPRECHPARTNER]</w:t>
-      </w:r>
+        <w:t xml:space="preserve">[ANSCREIBEN_PRAXIS]</w:t>
+      </w:r>
+    </w:p>
+    <w:p>
+      <w:pPr>
+        <w:pStyle w:val="MappeFliesstext"/>
+        <w:spacing w:after="200"/>
+      </w:pPr>
       <w:r>
         <w:rPr>
-          <w:color w:val="1A1A1A"/>
+          <w:rStyle w:val="MappePlatzhalter"/>
         </w:rPr>
-        <w:t xml:space="preserve">,</w:t>
-      </w:r>
-    </w:p>
-    <w:p>
-      <w:pPr>
-        <w:spacing w:after="160" w:line="276" w:lineRule="auto"/>
+        <w:t xml:space="preserve">[ANSCREIBEN_ABSCHLUSS]</w:t>
+      </w:r>
+    </w:p>
+    <w:p>
+      <w:pPr>
+        <w:pStyle w:val="MappeFliesstext"/>
+        <w:spacing w:after="240"/>
       </w:pPr>
       <w:r>
         <w:rPr>
-          <w:color w:val="99ADC9"/>
+          <w:rStyle w:val="MappePlatzhalter"/>
         </w:rPr>
-        <w:t xml:space="preserve">[Einstieg: Wo hast du die Stelle gefunden und warum bewirbst du dich genau bei diesem Betrieb? (1–2 Sätze)]</w:t>
-      </w:r>
-    </w:p>
-    <w:p>
-      <w:pPr>
-        <w:spacing w:after="160" w:line="276" w:lineRule="auto"/>
+        <w:t xml:space="preserve">[ANSCREIBEN_SCHLUSS]</w:t>
+      </w:r>
+    </w:p>
+    <w:p>
+      <w:pPr>
+        <w:pStyle w:val="MappeFliesstext"/>
+      </w:pPr>
+      <w:r>
+        <w:t xml:space="preserve">Freundliche Grüße</w:t>
+      </w:r>
+    </w:p>
+    <w:p>
+      <w:pPr>
+        <w:pBdr>
+          <w:bottom w:val="single" w:color="D9D9D9" w:sz="6" w:space="2"/>
+        </w:pBdr>
+        <w:spacing w:before="1000" w:line="40" w:lineRule="exact"/>
+        <w:ind w:right="5991"/>
+      </w:pPr>
+    </w:p>
+    <w:p>
+      <w:pPr>
+        <w:pStyle w:val="MappeFliesstext"/>
+        <w:spacing w:before="40"/>
       </w:pPr>
       <w:r>
         <w:rPr>
-          <w:color w:val="99ADC9"/>
+          <w:rStyle w:val="MappePlatzhalter"/>
         </w:rPr>
-        <w:t xml:space="preserve">[Bezug zum Beruf: Was reizt dich an der Arbeit als Technische/r Produktdesigner/in – zeichnen, konstruieren, am Bildschirm und am Produkt? (1–2 Sätze)]</w:t>
-      </w:r>
-    </w:p>
-    <w:p>
-      <w:pPr>
-        <w:spacing w:after="160" w:line="276" w:lineRule="auto"/>
-      </w:pPr>
-      <w:r>
-        <w:rPr>
-          <w:color w:val="99ADC9"/>
-        </w:rPr>
-        <w:t xml:space="preserve">[Praxisbezug: Praktikum, Schulfach oder Hobby, das dich dafür qualifiziert – konkret und belegbar. (2 Sätze)]</w:t>
-      </w:r>
-    </w:p>
-    <w:p>
-      <w:pPr>
-        <w:spacing w:after="160" w:line="276" w:lineRule="auto"/>
-      </w:pPr>
-      <w:r>
-        <w:rPr>
-          <w:color w:val="99ADC9"/>
-        </w:rPr>
-        <w:t xml:space="preserve">[Schulabschluss: Welchen Abschluss machst du und wann? Verwende dieselbe Schreibweise wie im Lebenslauf.]</w:t>
-      </w:r>
-    </w:p>
-    <w:p>
-      <w:pPr>
-        <w:spacing w:after="160" w:line="276" w:lineRule="auto"/>
-      </w:pPr>
-      <w:r>
-        <w:rPr>
-          <w:color w:val="99ADC9"/>
-        </w:rPr>
-        <w:t xml:space="preserve">[Schluss: Wunsch nach einem Vorstellungsgespräch oder Praktikum, freundlich und direkt. (1 Satz)]</w:t>
-      </w:r>
-    </w:p>
-    <w:p>
-      <w:pPr>
-        <w:spacing w:after="40" w:line="240" w:lineRule="auto"/>
-      </w:pPr>
-      <w:r>
-        <w:rPr>
-          <w:color w:val="1A1A1A"/>
-        </w:rPr>
-        <w:t xml:space="preserve">Freundliche Grüße</w:t>
-      </w:r>
-    </w:p>
-    <w:p>
-      <w:pPr>
-        <w:spacing w:after="0" w:line="240" w:lineRule="auto"/>
-      </w:pPr>
-      <w:r>
-        <w:rPr>
-          <w:color w:val="1A1A1A"/>
-          <w:sz w:val="22"/>
-          <w:szCs w:val="22"/>
-        </w:rPr>
-        <w:t xml:space="preserve"/>
-      </w:r>
-    </w:p>
-    <w:p>
-      <w:pPr>
-        <w:spacing w:after="0" w:line="240" w:lineRule="auto"/>
-      </w:pPr>
-      <w:r>
-        <w:rPr>
-          <w:color w:val="1A1A1A"/>
-          <w:sz w:val="22"/>
-          <w:szCs w:val="22"/>
-        </w:rPr>
-        <w:t xml:space="preserve"/>
-      </w:r>
-    </w:p>
-    <w:p>
-      <w:pPr>
-        <w:spacing w:after="0" w:line="240" w:lineRule="auto"/>
-      </w:pPr>
-      <w:r>
-        <w:rPr>
-          <w:color w:val="1A1A1A"/>
-          <w:sz w:val="22"/>
-          <w:szCs w:val="22"/>
-        </w:rPr>
-        <w:t xml:space="preserve"/>
-      </w:r>
-    </w:p>
-    <w:p>
-      <w:pPr>
-        <w:spacing w:after="40" w:line="240" w:lineRule="auto"/>
-      </w:pPr>
-      <w:r>
-        <w:rPr>
-          <w:color w:val="99ADC9"/>
-        </w:rPr>
-        <w:t xml:space="preserve">[VORNAME NACHNAME]</w:t>
+        <w:t xml:space="preserve">[BEWERBER_NAME]</w:t>
+      </w:r>
+    </w:p>
+    <w:p>
+      <w:pPr>
+        <w:pStyle w:val="MappeKartenTitel"/>
+        <w:spacing w:after="40" w:before="700"/>
+      </w:pPr>
+      <w:r>
+        <w:t xml:space="preserve">ANLAGEN</w:t>
+      </w:r>
+    </w:p>
+    <w:p>
+      <w:pPr>
+        <w:pStyle w:val="MappeListe"/>
+      </w:pPr>
+      <w:r>
+        <w:t xml:space="preserve">Lebenslauf · Schulzeugnisse · Praktikumsbescheinigungen · Zertifikate</w:t>
       </w:r>
     </w:p>
     <w:p>
@@ -1007,7 +1020,7 @@
           <w:footerReference w:type="default" r:id="rId8"/>
           <w:type w:val="nextPage"/>
           <w:pgSz w:w="11906" w:h="16838" w:orient="portrait"/>
-          <w:pgMar w:top="1417" w:right="1134" w:bottom="1134" w:left="1417" w:header="708" w:footer="708" w:gutter="0"/>
+          <w:pgMar w:top="1134" w:right="1134" w:bottom="1134" w:left="2381" w:header="708" w:footer="708" w:gutter="0"/>
           <w:pgNumType/>
           <w:docGrid w:linePitch="360"/>
         </w:sectPr>
@@ -1015,54 +1028,56 @@
     </w:p>
     <w:p>
       <w:pPr>
+        <w:pStyle w:val="MappeKapitelmarke"/>
+        <w:pBdr>
+          <w:left w:val="single" w:color="C9B599" w:sz="18" w:space="8"/>
+        </w:pBdr>
+      </w:pPr>
+      <w:r>
+        <w:t xml:space="preserve">03</w:t>
+      </w:r>
+    </w:p>
+    <w:p>
+      <w:pPr>
+        <w:pStyle w:val="MappeMarginal"/>
+        <w:pBdr>
+          <w:left w:val="single" w:color="C9B599" w:sz="18" w:space="8"/>
+        </w:pBdr>
+      </w:pPr>
+      <w:r>
+        <w:t xml:space="preserve">LEBENSLAUF</w:t>
+      </w:r>
+    </w:p>
+    <w:p>
+      <w:pPr>
+        <w:pStyle w:val="MappeTitel"/>
         <w:spacing w:after="60"/>
       </w:pPr>
       <w:r>
-        <w:rPr>
-          <w:rFonts w:ascii="Montserrat SemiBold" w:cs="Montserrat SemiBold" w:eastAsia="Montserrat SemiBold" w:hAnsi="Montserrat SemiBold"/>
-          <w:color w:val="C9B599"/>
-          <w:spacing w:val="40"/>
-          <w:sz w:val="18"/>
-          <w:szCs w:val="18"/>
-        </w:rPr>
-        <w:t xml:space="preserve">02 · LEBENSLAUF</w:t>
-      </w:r>
-    </w:p>
-    <w:p>
-      <w:pPr>
-        <w:spacing w:after="60"/>
-      </w:pPr>
-      <w:r>
-        <w:rPr>
-          <w:rFonts w:ascii="Montserrat SemiBold" w:cs="Montserrat SemiBold" w:eastAsia="Montserrat SemiBold" w:hAnsi="Montserrat SemiBold"/>
-          <w:color w:val="1A1A1A"/>
-          <w:sz w:val="32"/>
-          <w:szCs w:val="32"/>
-        </w:rPr>
         <w:t xml:space="preserve">LEBENSLAUF</w:t>
       </w:r>
     </w:p>
     <w:p>
       <w:pPr>
         <w:pBdr>
-          <w:bottom w:val="single" w:color="C9B599" w:sz="10" w:space="1"/>
+          <w:bottom w:val="single" w:color="C9B599" w:sz="12" w:space="1"/>
         </w:pBdr>
         <w:spacing w:after="20" w:line="40" w:lineRule="exact"/>
-        <w:ind w:right="8676"/>
+        <w:ind/>
       </w:pPr>
     </w:p>
     <w:p>
       <w:pPr>
         <w:pBdr>
-          <w:bottom w:val="single" w:color="99ADC9" w:sz="10" w:space="1"/>
+          <w:bottom w:val="single" w:color="99ADC9" w:sz="12" w:space="1"/>
         </w:pBdr>
         <w:spacing w:after="160" w:line="40" w:lineRule="exact"/>
-        <w:ind w:right="8676"/>
+        <w:ind w:right="7711"/>
       </w:pPr>
     </w:p>
     <w:tbl>
       <w:tblPr>
-        <w:tblW w:type="dxa" w:w="9356"/>
+        <w:tblW w:type="dxa" w:w="8391"/>
         <w:tblBorders>
           <w:top w:val="none" w:color="FFFFFF" w:sz="0"/>
           <w:left w:val="none" w:color="FFFFFF" w:sz="0"/>
@@ -1074,12 +1089,9 @@
       </w:tblPr>
       <w:tblGrid>
         <w:gridCol w:w="5671"/>
-        <w:gridCol w:w="3685"/>
+        <w:gridCol w:w="2720"/>
       </w:tblGrid>
       <w:tr>
-        <w:trPr>
-          <w:trHeight w:val="2835" w:hRule="exact"/>
-        </w:trPr>
         <w:tc>
           <w:tcPr>
             <w:tcW w:type="dxa" w:w="5671"/>
@@ -1090,16 +1102,17 @@
               <w:right w:val="none" w:color="FFFFFF" w:sz="0"/>
             </w:tcBorders>
             <w:tcMar>
-              <w:top w:type="dxa" w:w="40"/>
+              <w:top w:type="dxa" w:w="20"/>
               <w:left w:type="dxa" w:w="60"/>
-              <w:bottom w:type="dxa" w:w="40"/>
+              <w:bottom w:type="dxa" w:w="20"/>
               <w:right w:type="dxa" w:w="60"/>
             </w:tcMar>
             <w:vAlign w:val="center"/>
           </w:tcPr>
           <w:p>
             <w:pPr>
-              <w:spacing w:after="80" w:line="240" w:lineRule="auto"/>
+              <w:pStyle w:val="MappeDatenzeile"/>
+              <w:spacing w:after="40"/>
             </w:pPr>
             <w:r>
               <w:drawing>
@@ -1143,7 +1156,6 @@
             </w:r>
             <w:r>
               <w:rPr>
-                <w:color w:val="1A1A1A"/>
                 <w:sz w:val="18"/>
                 <w:szCs w:val="18"/>
               </w:rPr>
@@ -1151,17 +1163,20 @@
             </w:r>
             <w:r>
               <w:rPr>
+                <w:rStyle w:val="MappePlatzhalter"/>
                 <w:rFonts w:ascii="Montserrat SemiBold" w:cs="Montserrat SemiBold" w:eastAsia="Montserrat SemiBold" w:hAnsi="Montserrat SemiBold"/>
-                <w:color w:val="99ADC9"/>
+                <w:b/>
+                <w:bCs/>
                 <w:sz w:val="28"/>
                 <w:szCs w:val="28"/>
               </w:rPr>
-              <w:t xml:space="preserve">[VORNAME NACHNAME]</w:t>
-            </w:r>
-          </w:p>
-          <w:p>
-            <w:pPr>
-              <w:spacing w:after="80" w:line="240" w:lineRule="auto"/>
+              <w:t xml:space="preserve">[BEWERBER_NAME]</w:t>
+            </w:r>
+          </w:p>
+          <w:p>
+            <w:pPr>
+              <w:pStyle w:val="MappeDatenzeile"/>
+              <w:spacing w:after="40"/>
             </w:pPr>
             <w:r>
               <w:drawing>
@@ -1205,7 +1220,6 @@
             </w:r>
             <w:r>
               <w:rPr>
-                <w:color w:val="1A1A1A"/>
                 <w:sz w:val="18"/>
                 <w:szCs w:val="18"/>
               </w:rPr>
@@ -1213,14 +1227,24 @@
             </w:r>
             <w:r>
               <w:rPr>
-                <w:color w:val="99ADC9"/>
-              </w:rPr>
-              <w:t xml:space="preserve">[GEBURTSDATUM] in [GEBURTSORT]</w:t>
-            </w:r>
-          </w:p>
-          <w:p>
-            <w:pPr>
-              <w:spacing w:after="80" w:line="240" w:lineRule="auto"/>
+                <w:rStyle w:val="MappePlatzhalter"/>
+              </w:rPr>
+              <w:t xml:space="preserve">[BEWERBER_GEBURTSDATUM]</w:t>
+            </w:r>
+            <w:r>
+              <w:t xml:space="preserve"> in </w:t>
+            </w:r>
+            <w:r>
+              <w:rPr>
+                <w:rStyle w:val="MappePlatzhalter"/>
+              </w:rPr>
+              <w:t xml:space="preserve">[BEWERBER_GEBURTSORT]</w:t>
+            </w:r>
+          </w:p>
+          <w:p>
+            <w:pPr>
+              <w:pStyle w:val="MappeDatenzeile"/>
+              <w:spacing w:after="40"/>
             </w:pPr>
             <w:r>
               <w:drawing>
@@ -1264,7 +1288,6 @@
             </w:r>
             <w:r>
               <w:rPr>
-                <w:color w:val="1A1A1A"/>
                 <w:sz w:val="18"/>
                 <w:szCs w:val="18"/>
               </w:rPr>
@@ -1272,14 +1295,24 @@
             </w:r>
             <w:r>
               <w:rPr>
-                <w:color w:val="99ADC9"/>
-              </w:rPr>
-              <w:t xml:space="preserve">[STRASSE HAUSNUMMER], [PLZ ORT]</w:t>
-            </w:r>
-          </w:p>
-          <w:p>
-            <w:pPr>
-              <w:spacing w:after="80" w:line="240" w:lineRule="auto"/>
+                <w:rStyle w:val="MappePlatzhalter"/>
+              </w:rPr>
+              <w:t xml:space="preserve">[BEWERBER_STRASSE]</w:t>
+            </w:r>
+            <w:r>
+              <w:t xml:space="preserve">, </w:t>
+            </w:r>
+            <w:r>
+              <w:rPr>
+                <w:rStyle w:val="MappePlatzhalter"/>
+              </w:rPr>
+              <w:t xml:space="preserve">[BEWERBER_PLZ_ORT]</w:t>
+            </w:r>
+          </w:p>
+          <w:p>
+            <w:pPr>
+              <w:pStyle w:val="MappeDatenzeile"/>
+              <w:spacing w:after="40"/>
             </w:pPr>
             <w:r>
               <w:drawing>
@@ -1323,7 +1356,6 @@
             </w:r>
             <w:r>
               <w:rPr>
-                <w:color w:val="1A1A1A"/>
                 <w:sz w:val="18"/>
                 <w:szCs w:val="18"/>
               </w:rPr>
@@ -1331,14 +1363,15 @@
             </w:r>
             <w:r>
               <w:rPr>
-                <w:color w:val="99ADC9"/>
-              </w:rPr>
-              <w:t xml:space="preserve">[TELEFON]</w:t>
-            </w:r>
-          </w:p>
-          <w:p>
-            <w:pPr>
-              <w:spacing w:after="80" w:line="240" w:lineRule="auto"/>
+                <w:rStyle w:val="MappePlatzhalter"/>
+              </w:rPr>
+              <w:t xml:space="preserve">[BEWERBER_TELEFON]</w:t>
+            </w:r>
+          </w:p>
+          <w:p>
+            <w:pPr>
+              <w:pStyle w:val="MappeDatenzeile"/>
+              <w:spacing w:after="40"/>
             </w:pPr>
             <w:r>
               <w:drawing>
@@ -1382,7 +1415,6 @@
             </w:r>
             <w:r>
               <w:rPr>
-                <w:color w:val="1A1A1A"/>
                 <w:sz w:val="18"/>
                 <w:szCs w:val="18"/>
               </w:rPr>
@@ -1390,66 +1422,147 @@
             </w:r>
             <w:r>
               <w:rPr>
-                <w:color w:val="99ADC9"/>
-              </w:rPr>
-              <w:t xml:space="preserve">[E-MAIL]</w:t>
+                <w:rStyle w:val="MappePlatzhalter"/>
+              </w:rPr>
+              <w:t xml:space="preserve">[BEWERBER_EMAIL]</w:t>
             </w:r>
           </w:p>
         </w:tc>
         <w:tc>
           <w:tcPr>
-            <w:tcW w:type="dxa" w:w="3685"/>
+            <w:tcW w:type="dxa" w:w="2720"/>
             <w:tcBorders>
-              <w:top w:val="single" w:color="C9B599" w:sz="8"/>
-              <w:left w:val="single" w:color="C9B599" w:sz="8"/>
-              <w:bottom w:val="single" w:color="C9B599" w:sz="8"/>
-              <w:right w:val="single" w:color="C9B599" w:sz="8"/>
+              <w:top w:val="none" w:color="FFFFFF" w:sz="0"/>
+              <w:left w:val="none" w:color="FFFFFF" w:sz="0"/>
+              <w:bottom w:val="none" w:color="FFFFFF" w:sz="0"/>
+              <w:right w:val="none" w:color="FFFFFF" w:sz="0"/>
             </w:tcBorders>
-            <w:shd w:fill="FFFFFF" w:val="clear"/>
             <w:tcMar>
-              <w:top w:type="dxa" w:w="40"/>
-              <w:left w:type="dxa" w:w="60"/>
-              <w:bottom w:type="dxa" w:w="40"/>
-              <w:right w:type="dxa" w:w="60"/>
+              <w:top w:type="dxa" w:w="0"/>
+              <w:left w:type="dxa" w:w="0"/>
+              <w:bottom w:type="dxa" w:w="0"/>
+              <w:right w:type="dxa" w:w="0"/>
             </w:tcMar>
             <w:vAlign w:val="center"/>
           </w:tcPr>
-          <w:p>
-            <w:pPr>
-              <w:spacing w:after="40"/>
+          <w:tbl>
+            <w:tblPr>
+              <w:tblW w:type="dxa" w:w="2720"/>
               <w:jc w:val="center"/>
-            </w:pPr>
-            <w:r>
-              <w:rPr>
-                <w:color w:val="1A1A1A"/>
-                <w:sz w:val="16"/>
-                <w:szCs w:val="16"/>
-              </w:rPr>
-              <w:t xml:space="preserve">FOTO EINFÜGEN</w:t>
-            </w:r>
-          </w:p>
-          <w:p>
-            <w:pPr>
-              <w:jc w:val="center"/>
-            </w:pPr>
-            <w:r>
-              <w:rPr>
-                <w:color w:val="1A1A1A"/>
-                <w:sz w:val="14"/>
-                <w:szCs w:val="14"/>
-              </w:rPr>
-              <w:t xml:space="preserve">(4:5, gleicher Zuschnitt wie Deckblatt)</w:t>
-            </w:r>
-          </w:p>
+              <w:tblBorders>
+                <w:top w:val="none" w:color="FFFFFF" w:sz="0"/>
+                <w:left w:val="none" w:color="FFFFFF" w:sz="0"/>
+                <w:bottom w:val="none" w:color="FFFFFF" w:sz="0"/>
+                <w:right w:val="none" w:color="FFFFFF" w:sz="0"/>
+                <w:insideH w:val="none" w:color="FFFFFF" w:sz="0"/>
+                <w:insideV w:val="none" w:color="FFFFFF" w:sz="0"/>
+              </w:tblBorders>
+            </w:tblPr>
+            <w:tblGrid>
+              <w:gridCol w:w="2720"/>
+            </w:tblGrid>
+            <w:tr>
+              <w:trPr>
+                <w:trHeight w:val="3289" w:hRule="exact"/>
+              </w:trPr>
+              <w:tc>
+                <w:tcPr>
+                  <w:tcW w:type="dxa" w:w="2720"/>
+                  <w:tcBorders>
+                    <w:top w:val="none" w:color="FFFFFF" w:sz="0"/>
+                    <w:left w:val="none" w:color="FFFFFF" w:sz="0"/>
+                    <w:bottom w:val="none" w:color="FFFFFF" w:sz="0"/>
+                    <w:right w:val="none" w:color="FFFFFF" w:sz="0"/>
+                  </w:tcBorders>
+                  <w:shd w:fill="D9D9D9" w:val="clear"/>
+                  <w:tcMar>
+                    <w:top w:type="dxa" w:w="227"/>
+                    <w:left w:type="dxa" w:w="227"/>
+                    <w:bottom w:type="dxa" w:w="227"/>
+                    <w:right w:type="dxa" w:w="227"/>
+                  </w:tcMar>
+                  <w:vAlign w:val="center"/>
+                </w:tcPr>
+                <w:tbl>
+                  <w:tblPr>
+                    <w:tblW w:type="dxa" w:w="2268"/>
+                    <w:jc w:val="center"/>
+                    <w:tblBorders>
+                      <w:top w:val="none" w:color="FFFFFF" w:sz="0"/>
+                      <w:left w:val="none" w:color="FFFFFF" w:sz="0"/>
+                      <w:bottom w:val="none" w:color="FFFFFF" w:sz="0"/>
+                      <w:right w:val="none" w:color="FFFFFF" w:sz="0"/>
+                      <w:insideH w:val="none" w:color="FFFFFF" w:sz="0"/>
+                      <w:insideV w:val="none" w:color="FFFFFF" w:sz="0"/>
+                    </w:tblBorders>
+                  </w:tblPr>
+                  <w:tblGrid>
+                    <w:gridCol w:w="2268"/>
+                  </w:tblGrid>
+                  <w:tr>
+                    <w:trPr>
+                      <w:trHeight w:val="2835" w:hRule="exact"/>
+                    </w:trPr>
+                    <w:tc>
+                      <w:tcPr>
+                        <w:tcW w:type="dxa" w:w="2268"/>
+                        <w:tcBorders>
+                          <w:top w:val="single" w:color="D9D9D9" w:sz="6"/>
+                          <w:left w:val="single" w:color="D9D9D9" w:sz="6"/>
+                          <w:bottom w:val="single" w:color="D9D9D9" w:sz="6"/>
+                          <w:right w:val="single" w:color="D9D9D9" w:sz="6"/>
+                        </w:tcBorders>
+                        <w:shd w:fill="FFFFFF" w:val="clear"/>
+                        <w:tcMar>
+                          <w:top w:type="dxa" w:w="40"/>
+                          <w:left w:type="dxa" w:w="40"/>
+                          <w:bottom w:type="dxa" w:w="40"/>
+                          <w:right w:type="dxa" w:w="40"/>
+                        </w:tcMar>
+                        <w:vAlign w:val="center"/>
+                      </w:tcPr>
+                      <w:p>
+                        <w:pPr>
+                          <w:spacing w:after="40"/>
+                          <w:jc w:val="center"/>
+                        </w:pPr>
+                        <w:r>
+                          <w:rPr>
+                            <w:color w:val="5A5A5A"/>
+                            <w:sz w:val="16"/>
+                            <w:szCs w:val="16"/>
+                          </w:rPr>
+                          <w:t xml:space="preserve">FOTO EINFÜGEN</w:t>
+                        </w:r>
+                      </w:p>
+                      <w:p>
+                        <w:pPr>
+                          <w:jc w:val="center"/>
+                        </w:pPr>
+                        <w:r>
+                          <w:rPr>
+                            <w:color w:val="5A5A5A"/>
+                            <w:sz w:val="14"/>
+                            <w:szCs w:val="14"/>
+                          </w:rPr>
+                          <w:t xml:space="preserve">(4 × 5 cm)</w:t>
+                        </w:r>
+                      </w:p>
+                    </w:tc>
+                  </w:tr>
+                </w:tbl>
+                <w:p/>
+              </w:tc>
+            </w:tr>
+          </w:tbl>
+          <w:p/>
         </w:tc>
       </w:tr>
     </w:tbl>
     <w:p>
       <w:pPr>
-        <w:pBdr>
-          <w:bottom w:val="single" w:color="FFFFFF" w:sz="6" w:space="4"/>
-        </w:pBdr>
-        <w:spacing w:after="80" w:before="200"/>
+        <w:pStyle w:val="MappeBereich"/>
+        <w:spacing w:after="60" w:before="160"/>
       </w:pPr>
       <w:r>
         <w:drawing>
@@ -1493,26 +1606,18 @@
       </w:r>
       <w:r>
         <w:rPr>
-          <w:color w:val="1A1A1A"/>
           <w:sz w:val="22"/>
           <w:szCs w:val="22"/>
         </w:rPr>
         <w:t xml:space="preserve">  </w:t>
       </w:r>
       <w:r>
-        <w:rPr>
-          <w:rFonts w:ascii="Montserrat SemiBold" w:cs="Montserrat SemiBold" w:eastAsia="Montserrat SemiBold" w:hAnsi="Montserrat SemiBold"/>
-          <w:color w:val="1A1A1A"/>
-          <w:spacing w:val="30"/>
-          <w:sz w:val="22"/>
-          <w:szCs w:val="22"/>
-        </w:rPr>
         <w:t xml:space="preserve">SCHULBILDUNG</w:t>
       </w:r>
     </w:p>
     <w:tbl>
       <w:tblPr>
-        <w:tblW w:type="dxa" w:w="9356"/>
+        <w:tblW w:type="dxa" w:w="8391"/>
         <w:tblBorders>
           <w:top w:val="none" w:color="FFFFFF" w:sz="0"/>
           <w:left w:val="none" w:color="FFFFFF" w:sz="0"/>
@@ -1524,7 +1629,7 @@
       </w:tblPr>
       <w:tblGrid>
         <w:gridCol w:w="2722"/>
-        <w:gridCol w:w="6634"/>
+        <w:gridCol w:w="5669"/>
       </w:tblGrid>
       <w:tr>
         <w:trPr>
@@ -1540,27 +1645,30 @@
               <w:right w:val="none" w:color="FFFFFF" w:sz="0"/>
             </w:tcBorders>
             <w:tcMar>
-              <w:top w:type="dxa" w:w="40"/>
+              <w:top w:type="dxa" w:w="20"/>
               <w:left w:type="dxa" w:w="60"/>
-              <w:bottom w:type="dxa" w:w="40"/>
+              <w:bottom w:type="dxa" w:w="20"/>
               <w:right w:type="dxa" w:w="60"/>
             </w:tcMar>
             <w:vAlign w:val="center"/>
           </w:tcPr>
           <w:p>
-            <w:r>
-              <w:rPr>
-                <w:color w:val="99ADC9"/>
+            <w:pPr>
+              <w:pStyle w:val="MappeDatum"/>
+            </w:pPr>
+            <w:r>
+              <w:rPr>
+                <w:rStyle w:val="MappePlatzhalter"/>
                 <w:sz w:val="20"/>
                 <w:szCs w:val="20"/>
               </w:rPr>
-              <w:t xml:space="preserve">[TT.MM.JJJJ – TT.MM.JJJJ]</w:t>
+              <w:t xml:space="preserve">[SCHULE_1_ZEITRAUM]</w:t>
             </w:r>
           </w:p>
         </w:tc>
         <w:tc>
           <w:tcPr>
-            <w:tcW w:type="dxa" w:w="6634"/>
+            <w:tcW w:type="dxa" w:w="5669"/>
             <w:tcBorders>
               <w:top w:val="none" w:color="FFFFFF" w:sz="0"/>
               <w:left w:val="none" w:color="FFFFFF" w:sz="0"/>
@@ -1568,55 +1676,49 @@
               <w:right w:val="none" w:color="FFFFFF" w:sz="0"/>
             </w:tcBorders>
             <w:tcMar>
-              <w:top w:type="dxa" w:w="40"/>
+              <w:top w:type="dxa" w:w="20"/>
               <w:left w:type="dxa" w:w="60"/>
-              <w:bottom w:type="dxa" w:w="40"/>
+              <w:bottom w:type="dxa" w:w="20"/>
               <w:right w:type="dxa" w:w="60"/>
             </w:tcMar>
             <w:vAlign w:val="center"/>
           </w:tcPr>
           <w:p>
-            <w:r>
-              <w:rPr>
-                <w:color w:val="99ADC9"/>
-              </w:rPr>
-              <w:t xml:space="preserve">[SCHULE]</w:t>
-            </w:r>
-            <w:r>
-              <w:rPr>
-                <w:color w:val="1A1A1A"/>
-              </w:rPr>
+            <w:pPr>
+              <w:pStyle w:val="MappeDatenzeile"/>
+            </w:pPr>
+            <w:r>
+              <w:rPr>
+                <w:rStyle w:val="MappePlatzhalter"/>
+              </w:rPr>
+              <w:t xml:space="preserve">[SCHULE_1_NAME]</w:t>
+            </w:r>
+            <w:r>
               <w:t xml:space="preserve">, </w:t>
             </w:r>
             <w:r>
               <w:rPr>
-                <w:color w:val="99ADC9"/>
-              </w:rPr>
-              <w:t xml:space="preserve">[ORT]</w:t>
-            </w:r>
-            <w:r>
-              <w:rPr>
-                <w:color w:val="1A1A1A"/>
-              </w:rPr>
-              <w:t xml:space="preserve">, Schulabschluss: </w:t>
-            </w:r>
-            <w:r>
-              <w:rPr>
-                <w:color w:val="99ADC9"/>
-              </w:rPr>
-              <w:t xml:space="preserve">[ABSCHLUSS]</w:t>
-            </w:r>
-            <w:r>
-              <w:rPr>
-                <w:color w:val="1A1A1A"/>
-              </w:rPr>
+                <w:rStyle w:val="MappePlatzhalter"/>
+              </w:rPr>
+              <w:t xml:space="preserve">[SCHULE_1_ORT]</w:t>
+            </w:r>
+            <w:r>
+              <w:t xml:space="preserve">, Abschluss: </w:t>
+            </w:r>
+            <w:r>
+              <w:rPr>
+                <w:rStyle w:val="MappePlatzhalter"/>
+              </w:rPr>
+              <w:t xml:space="preserve">[SCHULE_1_ABSCHLUSS]</w:t>
+            </w:r>
+            <w:r>
               <w:t xml:space="preserve">, voraussichtlich </w:t>
             </w:r>
             <w:r>
               <w:rPr>
-                <w:color w:val="99ADC9"/>
-              </w:rPr>
-              <w:t xml:space="preserve">[MONAT JAHR]</w:t>
+                <w:rStyle w:val="MappePlatzhalter"/>
+              </w:rPr>
+              <w:t xml:space="preserve">[SCHULE_1_ABSCHLUSS_MONAT]</w:t>
             </w:r>
           </w:p>
         </w:tc>
@@ -1635,27 +1737,30 @@
               <w:right w:val="none" w:color="FFFFFF" w:sz="0"/>
             </w:tcBorders>
             <w:tcMar>
-              <w:top w:type="dxa" w:w="40"/>
+              <w:top w:type="dxa" w:w="20"/>
               <w:left w:type="dxa" w:w="60"/>
-              <w:bottom w:type="dxa" w:w="40"/>
+              <w:bottom w:type="dxa" w:w="20"/>
               <w:right w:type="dxa" w:w="60"/>
             </w:tcMar>
             <w:vAlign w:val="center"/>
           </w:tcPr>
           <w:p>
-            <w:r>
-              <w:rPr>
-                <w:color w:val="99ADC9"/>
+            <w:pPr>
+              <w:pStyle w:val="MappeDatum"/>
+            </w:pPr>
+            <w:r>
+              <w:rPr>
+                <w:rStyle w:val="MappePlatzhalter"/>
                 <w:sz w:val="20"/>
                 <w:szCs w:val="20"/>
               </w:rPr>
-              <w:t xml:space="preserve">[TT.MM.JJJJ – TT.MM.JJJJ]</w:t>
+              <w:t xml:space="preserve">[SCHULE_2_ZEITRAUM]</w:t>
             </w:r>
           </w:p>
         </w:tc>
         <w:tc>
           <w:tcPr>
-            <w:tcW w:type="dxa" w:w="6634"/>
+            <w:tcW w:type="dxa" w:w="5669"/>
             <w:tcBorders>
               <w:top w:val="none" w:color="FFFFFF" w:sz="0"/>
               <w:left w:val="none" w:color="FFFFFF" w:sz="0"/>
@@ -1663,31 +1768,31 @@
               <w:right w:val="none" w:color="FFFFFF" w:sz="0"/>
             </w:tcBorders>
             <w:tcMar>
-              <w:top w:type="dxa" w:w="40"/>
+              <w:top w:type="dxa" w:w="20"/>
               <w:left w:type="dxa" w:w="60"/>
-              <w:bottom w:type="dxa" w:w="40"/>
+              <w:bottom w:type="dxa" w:w="20"/>
               <w:right w:type="dxa" w:w="60"/>
             </w:tcMar>
             <w:vAlign w:val="center"/>
           </w:tcPr>
           <w:p>
-            <w:r>
-              <w:rPr>
-                <w:color w:val="99ADC9"/>
-              </w:rPr>
-              <w:t xml:space="preserve">[GRUNDSCHULE]</w:t>
-            </w:r>
-            <w:r>
-              <w:rPr>
-                <w:color w:val="1A1A1A"/>
-              </w:rPr>
+            <w:pPr>
+              <w:pStyle w:val="MappeDatenzeile"/>
+            </w:pPr>
+            <w:r>
+              <w:rPr>
+                <w:rStyle w:val="MappePlatzhalter"/>
+              </w:rPr>
+              <w:t xml:space="preserve">[SCHULE_2_NAME]</w:t>
+            </w:r>
+            <w:r>
               <w:t xml:space="preserve">, </w:t>
             </w:r>
             <w:r>
               <w:rPr>
-                <w:color w:val="99ADC9"/>
-              </w:rPr>
-              <w:t xml:space="preserve">[ORT]</w:t>
+                <w:rStyle w:val="MappePlatzhalter"/>
+              </w:rPr>
+              <w:t xml:space="preserve">[SCHULE_2_ORT]</w:t>
             </w:r>
           </w:p>
         </w:tc>
@@ -1695,10 +1800,8 @@
     </w:tbl>
     <w:p>
       <w:pPr>
-        <w:pBdr>
-          <w:bottom w:val="single" w:color="FFFFFF" w:sz="6" w:space="4"/>
-        </w:pBdr>
-        <w:spacing w:after="80" w:before="200"/>
+        <w:pStyle w:val="MappeBereich"/>
+        <w:spacing w:after="60" w:before="160"/>
       </w:pPr>
       <w:r>
         <w:drawing>
@@ -1742,26 +1845,18 @@
       </w:r>
       <w:r>
         <w:rPr>
-          <w:color w:val="1A1A1A"/>
           <w:sz w:val="22"/>
           <w:szCs w:val="22"/>
         </w:rPr>
         <w:t xml:space="preserve">  </w:t>
       </w:r>
       <w:r>
-        <w:rPr>
-          <w:rFonts w:ascii="Montserrat SemiBold" w:cs="Montserrat SemiBold" w:eastAsia="Montserrat SemiBold" w:hAnsi="Montserrat SemiBold"/>
-          <w:color w:val="1A1A1A"/>
-          <w:spacing w:val="30"/>
-          <w:sz w:val="22"/>
-          <w:szCs w:val="22"/>
-        </w:rPr>
         <w:t xml:space="preserve">PRAKTISCHE ERFAHRUNGEN</w:t>
       </w:r>
     </w:p>
     <w:tbl>
       <w:tblPr>
-        <w:tblW w:type="dxa" w:w="9356"/>
+        <w:tblW w:type="dxa" w:w="8391"/>
         <w:tblBorders>
           <w:top w:val="none" w:color="FFFFFF" w:sz="0"/>
           <w:left w:val="none" w:color="FFFFFF" w:sz="0"/>
@@ -1773,7 +1868,7 @@
       </w:tblPr>
       <w:tblGrid>
         <w:gridCol w:w="2722"/>
-        <w:gridCol w:w="6634"/>
+        <w:gridCol w:w="5669"/>
       </w:tblGrid>
       <w:tr>
         <w:trPr>
@@ -1789,27 +1884,30 @@
               <w:right w:val="none" w:color="FFFFFF" w:sz="0"/>
             </w:tcBorders>
             <w:tcMar>
-              <w:top w:type="dxa" w:w="40"/>
+              <w:top w:type="dxa" w:w="20"/>
               <w:left w:type="dxa" w:w="60"/>
-              <w:bottom w:type="dxa" w:w="40"/>
+              <w:bottom w:type="dxa" w:w="20"/>
               <w:right w:type="dxa" w:w="60"/>
             </w:tcMar>
             <w:vAlign w:val="center"/>
           </w:tcPr>
           <w:p>
-            <w:r>
-              <w:rPr>
-                <w:color w:val="99ADC9"/>
+            <w:pPr>
+              <w:pStyle w:val="MappeDatum"/>
+            </w:pPr>
+            <w:r>
+              <w:rPr>
+                <w:rStyle w:val="MappePlatzhalter"/>
                 <w:sz w:val="20"/>
                 <w:szCs w:val="20"/>
               </w:rPr>
-              <w:t xml:space="preserve">[TT.MM.JJJJ – TT.MM.JJJJ]</w:t>
+              <w:t xml:space="preserve">[PRAKTIKUM_1_ZEITRAUM]</w:t>
             </w:r>
           </w:p>
         </w:tc>
         <w:tc>
           <w:tcPr>
-            <w:tcW w:type="dxa" w:w="6634"/>
+            <w:tcW w:type="dxa" w:w="5669"/>
             <w:tcBorders>
               <w:top w:val="none" w:color="FFFFFF" w:sz="0"/>
               <w:left w:val="none" w:color="FFFFFF" w:sz="0"/>
@@ -1817,43 +1915,40 @@
               <w:right w:val="none" w:color="FFFFFF" w:sz="0"/>
             </w:tcBorders>
             <w:tcMar>
-              <w:top w:type="dxa" w:w="40"/>
+              <w:top w:type="dxa" w:w="20"/>
               <w:left w:type="dxa" w:w="60"/>
-              <w:bottom w:type="dxa" w:w="40"/>
+              <w:bottom w:type="dxa" w:w="20"/>
               <w:right w:type="dxa" w:w="60"/>
             </w:tcMar>
             <w:vAlign w:val="center"/>
           </w:tcPr>
           <w:p>
-            <w:r>
-              <w:rPr>
-                <w:color w:val="99ADC9"/>
-              </w:rPr>
-              <w:t xml:space="preserve">[Praktikum im Bereich]</w:t>
-            </w:r>
-            <w:r>
-              <w:rPr>
-                <w:color w:val="1A1A1A"/>
-              </w:rPr>
+            <w:pPr>
+              <w:pStyle w:val="MappeDatenzeile"/>
+            </w:pPr>
+            <w:r>
+              <w:rPr>
+                <w:rStyle w:val="MappePlatzhalter"/>
+              </w:rPr>
+              <w:t xml:space="preserve">[PRAKTIKUM_1_BEREICH]</w:t>
+            </w:r>
+            <w:r>
               <w:t xml:space="preserve">, </w:t>
             </w:r>
             <w:r>
               <w:rPr>
-                <w:color w:val="99ADC9"/>
-              </w:rPr>
-              <w:t xml:space="preserve">[UNTERNEHMEN]</w:t>
-            </w:r>
-            <w:r>
-              <w:rPr>
-                <w:color w:val="1A1A1A"/>
-              </w:rPr>
+                <w:rStyle w:val="MappePlatzhalter"/>
+              </w:rPr>
+              <w:t xml:space="preserve">[PRAKTIKUM_1_UNTERNEHMEN]</w:t>
+            </w:r>
+            <w:r>
               <w:t xml:space="preserve">, </w:t>
             </w:r>
             <w:r>
               <w:rPr>
-                <w:color w:val="99ADC9"/>
-              </w:rPr>
-              <w:t xml:space="preserve">[ORT]</w:t>
+                <w:rStyle w:val="MappePlatzhalter"/>
+              </w:rPr>
+              <w:t xml:space="preserve">[PRAKTIKUM_1_ORT]</w:t>
             </w:r>
           </w:p>
         </w:tc>
@@ -1872,27 +1967,30 @@
               <w:right w:val="none" w:color="FFFFFF" w:sz="0"/>
             </w:tcBorders>
             <w:tcMar>
-              <w:top w:type="dxa" w:w="40"/>
+              <w:top w:type="dxa" w:w="20"/>
               <w:left w:type="dxa" w:w="60"/>
-              <w:bottom w:type="dxa" w:w="40"/>
+              <w:bottom w:type="dxa" w:w="20"/>
               <w:right w:type="dxa" w:w="60"/>
             </w:tcMar>
             <w:vAlign w:val="center"/>
           </w:tcPr>
           <w:p>
-            <w:r>
-              <w:rPr>
-                <w:color w:val="99ADC9"/>
+            <w:pPr>
+              <w:pStyle w:val="MappeDatum"/>
+            </w:pPr>
+            <w:r>
+              <w:rPr>
+                <w:rStyle w:val="MappePlatzhalter"/>
                 <w:sz w:val="20"/>
                 <w:szCs w:val="20"/>
               </w:rPr>
-              <w:t xml:space="preserve">[TT.MM.JJJJ – TT.MM.JJJJ]</w:t>
+              <w:t xml:space="preserve">[PRAKTIKUM_2_ZEITRAUM]</w:t>
             </w:r>
           </w:p>
         </w:tc>
         <w:tc>
           <w:tcPr>
-            <w:tcW w:type="dxa" w:w="6634"/>
+            <w:tcW w:type="dxa" w:w="5669"/>
             <w:tcBorders>
               <w:top w:val="none" w:color="FFFFFF" w:sz="0"/>
               <w:left w:val="none" w:color="FFFFFF" w:sz="0"/>
@@ -1900,43 +1998,40 @@
               <w:right w:val="none" w:color="FFFFFF" w:sz="0"/>
             </w:tcBorders>
             <w:tcMar>
-              <w:top w:type="dxa" w:w="40"/>
+              <w:top w:type="dxa" w:w="20"/>
               <w:left w:type="dxa" w:w="60"/>
-              <w:bottom w:type="dxa" w:w="40"/>
+              <w:bottom w:type="dxa" w:w="20"/>
               <w:right w:type="dxa" w:w="60"/>
             </w:tcMar>
             <w:vAlign w:val="center"/>
           </w:tcPr>
           <w:p>
-            <w:r>
-              <w:rPr>
-                <w:color w:val="99ADC9"/>
-              </w:rPr>
-              <w:t xml:space="preserve">[Aushilfstätigkeit / Ehrenamt im Bereich]</w:t>
-            </w:r>
-            <w:r>
-              <w:rPr>
-                <w:color w:val="1A1A1A"/>
-              </w:rPr>
+            <w:pPr>
+              <w:pStyle w:val="MappeDatenzeile"/>
+            </w:pPr>
+            <w:r>
+              <w:rPr>
+                <w:rStyle w:val="MappePlatzhalter"/>
+              </w:rPr>
+              <w:t xml:space="preserve">[PRAKTIKUM_2_BEREICH]</w:t>
+            </w:r>
+            <w:r>
               <w:t xml:space="preserve">, </w:t>
             </w:r>
             <w:r>
               <w:rPr>
-                <w:color w:val="99ADC9"/>
-              </w:rPr>
-              <w:t xml:space="preserve">[BETRIEB]</w:t>
-            </w:r>
-            <w:r>
-              <w:rPr>
-                <w:color w:val="1A1A1A"/>
-              </w:rPr>
+                <w:rStyle w:val="MappePlatzhalter"/>
+              </w:rPr>
+              <w:t xml:space="preserve">[PRAKTIKUM_2_UNTERNEHMEN]</w:t>
+            </w:r>
+            <w:r>
               <w:t xml:space="preserve">, </w:t>
             </w:r>
             <w:r>
               <w:rPr>
-                <w:color w:val="99ADC9"/>
-              </w:rPr>
-              <w:t xml:space="preserve">[ORT]</w:t>
+                <w:rStyle w:val="MappePlatzhalter"/>
+              </w:rPr>
+              <w:t xml:space="preserve">[PRAKTIKUM_2_ORT]</w:t>
             </w:r>
           </w:p>
         </w:tc>
@@ -1944,10 +2039,8 @@
     </w:tbl>
     <w:p>
       <w:pPr>
-        <w:pBdr>
-          <w:bottom w:val="single" w:color="FFFFFF" w:sz="6" w:space="4"/>
-        </w:pBdr>
-        <w:spacing w:after="80" w:before="200"/>
+        <w:pStyle w:val="MappeBereich"/>
+        <w:spacing w:after="60" w:before="160"/>
       </w:pPr>
       <w:r>
         <w:drawing>
@@ -1991,26 +2084,18 @@
       </w:r>
       <w:r>
         <w:rPr>
-          <w:color w:val="1A1A1A"/>
           <w:sz w:val="22"/>
           <w:szCs w:val="22"/>
         </w:rPr>
         <w:t xml:space="preserve">  </w:t>
       </w:r>
       <w:r>
-        <w:rPr>
-          <w:rFonts w:ascii="Montserrat SemiBold" w:cs="Montserrat SemiBold" w:eastAsia="Montserrat SemiBold" w:hAnsi="Montserrat SemiBold"/>
-          <w:color w:val="1A1A1A"/>
-          <w:spacing w:val="30"/>
-          <w:sz w:val="22"/>
-          <w:szCs w:val="22"/>
-        </w:rPr>
         <w:t xml:space="preserve">KENNTNISSE &amp; KOMPETENZEN</w:t>
       </w:r>
     </w:p>
     <w:tbl>
       <w:tblPr>
-        <w:tblW w:type="dxa" w:w="9356"/>
+        <w:tblW w:type="dxa" w:w="8391"/>
         <w:tblBorders>
           <w:top w:val="none" w:color="FFFFFF" w:sz="0"/>
           <w:left w:val="none" w:color="FFFFFF" w:sz="0"/>
@@ -2021,8 +2106,8 @@
         </w:tblBorders>
       </w:tblPr>
       <w:tblGrid>
-        <w:gridCol w:w="2722"/>
-        <w:gridCol w:w="6634"/>
+        <w:gridCol w:w="4200"/>
+        <w:gridCol w:w="4191"/>
       </w:tblGrid>
       <w:tr>
         <w:trPr>
@@ -2030,7 +2115,7 @@
         </w:trPr>
         <w:tc>
           <w:tcPr>
-            <w:tcW w:type="dxa" w:w="2722"/>
+            <w:tcW w:type="dxa" w:w="4200"/>
             <w:tcBorders>
               <w:top w:val="none" w:color="FFFFFF" w:sz="0"/>
               <w:left w:val="none" w:color="FFFFFF" w:sz="0"/>
@@ -2038,33 +2123,17 @@
               <w:right w:val="none" w:color="FFFFFF" w:sz="0"/>
             </w:tcBorders>
             <w:tcMar>
-              <w:top w:type="dxa" w:w="40"/>
+              <w:top w:type="dxa" w:w="20"/>
               <w:left w:type="dxa" w:w="60"/>
-              <w:bottom w:type="dxa" w:w="40"/>
+              <w:bottom w:type="dxa" w:w="20"/>
               <w:right w:type="dxa" w:w="60"/>
             </w:tcMar>
             <w:vAlign w:val="center"/>
           </w:tcPr>
-          <w:p/>
-        </w:tc>
-        <w:tc>
-          <w:tcPr>
-            <w:tcW w:type="dxa" w:w="6634"/>
-            <w:tcBorders>
-              <w:top w:val="none" w:color="FFFFFF" w:sz="0"/>
-              <w:left w:val="none" w:color="FFFFFF" w:sz="0"/>
-              <w:bottom w:val="none" w:color="FFFFFF" w:sz="0"/>
-              <w:right w:val="none" w:color="FFFFFF" w:sz="0"/>
-            </w:tcBorders>
-            <w:tcMar>
-              <w:top w:type="dxa" w:w="40"/>
-              <w:left w:type="dxa" w:w="60"/>
-              <w:bottom w:type="dxa" w:w="40"/>
-              <w:right w:type="dxa" w:w="60"/>
-            </w:tcMar>
-            <w:vAlign w:val="center"/>
-          </w:tcPr>
-          <w:p>
+          <w:p>
+            <w:pPr>
+              <w:pStyle w:val="MappeDatenzeile"/>
+            </w:pPr>
             <w:r>
               <w:drawing>
                 <wp:inline distT="0" distB="0" distL="0" distR="0">
@@ -2107,7 +2176,6 @@
             </w:r>
             <w:r>
               <w:rPr>
-                <w:color w:val="1A1A1A"/>
                 <w:sz w:val="18"/>
                 <w:szCs w:val="18"/>
               </w:rPr>
@@ -2117,27 +2185,46 @@
               <w:rPr>
                 <w:b/>
                 <w:bCs/>
-                <w:color w:val="1A1A1A"/>
-              </w:rPr>
-              <w:t xml:space="preserve">Softwarekenntnisse: </w:t>
-            </w:r>
-            <w:r>
-              <w:rPr>
-                <w:color w:val="99ADC9"/>
-              </w:rPr>
-              <w:t xml:space="preserve">[Software]</w:t>
-            </w:r>
-            <w:r>
-              <w:rPr>
-                <w:color w:val="1A1A1A"/>
-              </w:rPr>
-              <w:t xml:space="preserve"> – </w:t>
-            </w:r>
-            <w:r>
-              <w:rPr>
-                <w:color w:val="99ADC9"/>
-              </w:rPr>
-              <w:t xml:space="preserve">[Kenntnisstand]</w:t>
+              </w:rPr>
+              <w:t xml:space="preserve">Softwarekenntnisse</w:t>
+            </w:r>
+          </w:p>
+        </w:tc>
+        <w:tc>
+          <w:tcPr>
+            <w:tcW w:type="dxa" w:w="4191"/>
+            <w:tcBorders>
+              <w:top w:val="none" w:color="FFFFFF" w:sz="0"/>
+              <w:left w:val="none" w:color="FFFFFF" w:sz="0"/>
+              <w:bottom w:val="none" w:color="FFFFFF" w:sz="0"/>
+              <w:right w:val="none" w:color="FFFFFF" w:sz="0"/>
+            </w:tcBorders>
+            <w:tcMar>
+              <w:top w:type="dxa" w:w="20"/>
+              <w:left w:type="dxa" w:w="60"/>
+              <w:bottom w:type="dxa" w:w="20"/>
+              <w:right w:type="dxa" w:w="60"/>
+            </w:tcMar>
+            <w:vAlign w:val="center"/>
+          </w:tcPr>
+          <w:p>
+            <w:pPr>
+              <w:pStyle w:val="MappeDatenzeile"/>
+            </w:pPr>
+            <w:r>
+              <w:rPr>
+                <w:rStyle w:val="MappePlatzhalter"/>
+              </w:rPr>
+              <w:t xml:space="preserve">[KENNNTNIS_SOFTWARE]</w:t>
+            </w:r>
+            <w:r>
+              <w:t xml:space="preserve"> — </w:t>
+            </w:r>
+            <w:r>
+              <w:rPr>
+                <w:rStyle w:val="MappePlatzhalter"/>
+              </w:rPr>
+              <w:t xml:space="preserve">[KENNNTNIS_SOFTWARE_LEVEL]</w:t>
             </w:r>
           </w:p>
         </w:tc>
@@ -2148,7 +2235,7 @@
         </w:trPr>
         <w:tc>
           <w:tcPr>
-            <w:tcW w:type="dxa" w:w="2722"/>
+            <w:tcW w:type="dxa" w:w="4200"/>
             <w:tcBorders>
               <w:top w:val="none" w:color="FFFFFF" w:sz="0"/>
               <w:left w:val="none" w:color="FFFFFF" w:sz="0"/>
@@ -2156,33 +2243,17 @@
               <w:right w:val="none" w:color="FFFFFF" w:sz="0"/>
             </w:tcBorders>
             <w:tcMar>
-              <w:top w:type="dxa" w:w="40"/>
+              <w:top w:type="dxa" w:w="20"/>
               <w:left w:type="dxa" w:w="60"/>
-              <w:bottom w:type="dxa" w:w="40"/>
+              <w:bottom w:type="dxa" w:w="20"/>
               <w:right w:type="dxa" w:w="60"/>
             </w:tcMar>
             <w:vAlign w:val="center"/>
           </w:tcPr>
-          <w:p/>
-        </w:tc>
-        <w:tc>
-          <w:tcPr>
-            <w:tcW w:type="dxa" w:w="6634"/>
-            <w:tcBorders>
-              <w:top w:val="none" w:color="FFFFFF" w:sz="0"/>
-              <w:left w:val="none" w:color="FFFFFF" w:sz="0"/>
-              <w:bottom w:val="none" w:color="FFFFFF" w:sz="0"/>
-              <w:right w:val="none" w:color="FFFFFF" w:sz="0"/>
-            </w:tcBorders>
-            <w:tcMar>
-              <w:top w:type="dxa" w:w="40"/>
-              <w:left w:type="dxa" w:w="60"/>
-              <w:bottom w:type="dxa" w:w="40"/>
-              <w:right w:type="dxa" w:w="60"/>
-            </w:tcMar>
-            <w:vAlign w:val="center"/>
-          </w:tcPr>
-          <w:p>
+          <w:p>
+            <w:pPr>
+              <w:pStyle w:val="MappeDatenzeile"/>
+            </w:pPr>
             <w:r>
               <w:drawing>
                 <wp:inline distT="0" distB="0" distL="0" distR="0">
@@ -2225,7 +2296,6 @@
             </w:r>
             <w:r>
               <w:rPr>
-                <w:color w:val="1A1A1A"/>
                 <w:sz w:val="18"/>
                 <w:szCs w:val="18"/>
               </w:rPr>
@@ -2235,27 +2305,46 @@
               <w:rPr>
                 <w:b/>
                 <w:bCs/>
-                <w:color w:val="1A1A1A"/>
-              </w:rPr>
-              <w:t xml:space="preserve">Sprachkenntnisse: </w:t>
-            </w:r>
-            <w:r>
-              <w:rPr>
-                <w:color w:val="99ADC9"/>
-              </w:rPr>
-              <w:t xml:space="preserve">[Sprache]</w:t>
-            </w:r>
-            <w:r>
-              <w:rPr>
-                <w:color w:val="1A1A1A"/>
-              </w:rPr>
-              <w:t xml:space="preserve"> – </w:t>
-            </w:r>
-            <w:r>
-              <w:rPr>
-                <w:color w:val="99ADC9"/>
-              </w:rPr>
-              <w:t xml:space="preserve">[Kenntnisstand]</w:t>
+              </w:rPr>
+              <w:t xml:space="preserve">Sprachkenntnisse</w:t>
+            </w:r>
+          </w:p>
+        </w:tc>
+        <w:tc>
+          <w:tcPr>
+            <w:tcW w:type="dxa" w:w="4191"/>
+            <w:tcBorders>
+              <w:top w:val="none" w:color="FFFFFF" w:sz="0"/>
+              <w:left w:val="none" w:color="FFFFFF" w:sz="0"/>
+              <w:bottom w:val="none" w:color="FFFFFF" w:sz="0"/>
+              <w:right w:val="none" w:color="FFFFFF" w:sz="0"/>
+            </w:tcBorders>
+            <w:tcMar>
+              <w:top w:type="dxa" w:w="20"/>
+              <w:left w:type="dxa" w:w="60"/>
+              <w:bottom w:type="dxa" w:w="20"/>
+              <w:right w:type="dxa" w:w="60"/>
+            </w:tcMar>
+            <w:vAlign w:val="center"/>
+          </w:tcPr>
+          <w:p>
+            <w:pPr>
+              <w:pStyle w:val="MappeDatenzeile"/>
+            </w:pPr>
+            <w:r>
+              <w:rPr>
+                <w:rStyle w:val="MappePlatzhalter"/>
+              </w:rPr>
+              <w:t xml:space="preserve">[KENNNTNIS_SPRACHE]</w:t>
+            </w:r>
+            <w:r>
+              <w:t xml:space="preserve"> — </w:t>
+            </w:r>
+            <w:r>
+              <w:rPr>
+                <w:rStyle w:val="MappePlatzhalter"/>
+              </w:rPr>
+              <w:t xml:space="preserve">[KENNNTNIS_SPRACHE_LEVEL]</w:t>
             </w:r>
           </w:p>
         </w:tc>
@@ -2266,7 +2355,7 @@
         </w:trPr>
         <w:tc>
           <w:tcPr>
-            <w:tcW w:type="dxa" w:w="2722"/>
+            <w:tcW w:type="dxa" w:w="4200"/>
             <w:tcBorders>
               <w:top w:val="none" w:color="FFFFFF" w:sz="0"/>
               <w:left w:val="none" w:color="FFFFFF" w:sz="0"/>
@@ -2274,33 +2363,17 @@
               <w:right w:val="none" w:color="FFFFFF" w:sz="0"/>
             </w:tcBorders>
             <w:tcMar>
-              <w:top w:type="dxa" w:w="40"/>
+              <w:top w:type="dxa" w:w="20"/>
               <w:left w:type="dxa" w:w="60"/>
-              <w:bottom w:type="dxa" w:w="40"/>
+              <w:bottom w:type="dxa" w:w="20"/>
               <w:right w:type="dxa" w:w="60"/>
             </w:tcMar>
             <w:vAlign w:val="center"/>
           </w:tcPr>
-          <w:p/>
-        </w:tc>
-        <w:tc>
-          <w:tcPr>
-            <w:tcW w:type="dxa" w:w="6634"/>
-            <w:tcBorders>
-              <w:top w:val="none" w:color="FFFFFF" w:sz="0"/>
-              <w:left w:val="none" w:color="FFFFFF" w:sz="0"/>
-              <w:bottom w:val="none" w:color="FFFFFF" w:sz="0"/>
-              <w:right w:val="none" w:color="FFFFFF" w:sz="0"/>
-            </w:tcBorders>
-            <w:tcMar>
-              <w:top w:type="dxa" w:w="40"/>
-              <w:left w:type="dxa" w:w="60"/>
-              <w:bottom w:type="dxa" w:w="40"/>
-              <w:right w:type="dxa" w:w="60"/>
-            </w:tcMar>
-            <w:vAlign w:val="center"/>
-          </w:tcPr>
-          <w:p>
+          <w:p>
+            <w:pPr>
+              <w:pStyle w:val="MappeDatenzeile"/>
+            </w:pPr>
             <w:r>
               <w:drawing>
                 <wp:inline distT="0" distB="0" distL="0" distR="0">
@@ -2343,7 +2416,6 @@
             </w:r>
             <w:r>
               <w:rPr>
-                <w:color w:val="1A1A1A"/>
                 <w:sz w:val="18"/>
                 <w:szCs w:val="18"/>
               </w:rPr>
@@ -2353,15 +2425,37 @@
               <w:rPr>
                 <w:b/>
                 <w:bCs/>
-                <w:color w:val="1A1A1A"/>
-              </w:rPr>
-              <w:t xml:space="preserve">CAD &amp; Konstruktion: </w:t>
-            </w:r>
-            <w:r>
-              <w:rPr>
-                <w:color w:val="99ADC9"/>
-              </w:rPr>
-              <w:t xml:space="preserve">[CAD-Software / technisches Interesse]</w:t>
+              </w:rPr>
+              <w:t xml:space="preserve">CAD &amp; Konstruktion</w:t>
+            </w:r>
+          </w:p>
+        </w:tc>
+        <w:tc>
+          <w:tcPr>
+            <w:tcW w:type="dxa" w:w="4191"/>
+            <w:tcBorders>
+              <w:top w:val="none" w:color="FFFFFF" w:sz="0"/>
+              <w:left w:val="none" w:color="FFFFFF" w:sz="0"/>
+              <w:bottom w:val="none" w:color="FFFFFF" w:sz="0"/>
+              <w:right w:val="none" w:color="FFFFFF" w:sz="0"/>
+            </w:tcBorders>
+            <w:tcMar>
+              <w:top w:type="dxa" w:w="20"/>
+              <w:left w:type="dxa" w:w="60"/>
+              <w:bottom w:type="dxa" w:w="20"/>
+              <w:right w:type="dxa" w:w="60"/>
+            </w:tcMar>
+            <w:vAlign w:val="center"/>
+          </w:tcPr>
+          <w:p>
+            <w:pPr>
+              <w:pStyle w:val="MappeDatenzeile"/>
+            </w:pPr>
+            <w:r>
+              <w:rPr>
+                <w:rStyle w:val="MappePlatzhalter"/>
+              </w:rPr>
+              <w:t xml:space="preserve">[KENNNTNIS_CAD]</w:t>
             </w:r>
           </w:p>
         </w:tc>
@@ -2372,7 +2466,7 @@
         </w:trPr>
         <w:tc>
           <w:tcPr>
-            <w:tcW w:type="dxa" w:w="2722"/>
+            <w:tcW w:type="dxa" w:w="4200"/>
             <w:tcBorders>
               <w:top w:val="none" w:color="FFFFFF" w:sz="0"/>
               <w:left w:val="none" w:color="FFFFFF" w:sz="0"/>
@@ -2380,33 +2474,17 @@
               <w:right w:val="none" w:color="FFFFFF" w:sz="0"/>
             </w:tcBorders>
             <w:tcMar>
-              <w:top w:type="dxa" w:w="40"/>
+              <w:top w:type="dxa" w:w="20"/>
               <w:left w:type="dxa" w:w="60"/>
-              <w:bottom w:type="dxa" w:w="40"/>
+              <w:bottom w:type="dxa" w:w="20"/>
               <w:right w:type="dxa" w:w="60"/>
             </w:tcMar>
             <w:vAlign w:val="center"/>
           </w:tcPr>
-          <w:p/>
-        </w:tc>
-        <w:tc>
-          <w:tcPr>
-            <w:tcW w:type="dxa" w:w="6634"/>
-            <w:tcBorders>
-              <w:top w:val="none" w:color="FFFFFF" w:sz="0"/>
-              <w:left w:val="none" w:color="FFFFFF" w:sz="0"/>
-              <w:bottom w:val="none" w:color="FFFFFF" w:sz="0"/>
-              <w:right w:val="none" w:color="FFFFFF" w:sz="0"/>
-            </w:tcBorders>
-            <w:tcMar>
-              <w:top w:type="dxa" w:w="40"/>
-              <w:left w:type="dxa" w:w="60"/>
-              <w:bottom w:type="dxa" w:w="40"/>
-              <w:right w:type="dxa" w:w="60"/>
-            </w:tcMar>
-            <w:vAlign w:val="center"/>
-          </w:tcPr>
-          <w:p>
+          <w:p>
+            <w:pPr>
+              <w:pStyle w:val="MappeDatenzeile"/>
+            </w:pPr>
             <w:r>
               <w:drawing>
                 <wp:inline distT="0" distB="0" distL="0" distR="0">
@@ -2449,7 +2527,6 @@
             </w:r>
             <w:r>
               <w:rPr>
-                <w:color w:val="1A1A1A"/>
                 <w:sz w:val="18"/>
                 <w:szCs w:val="18"/>
               </w:rPr>
@@ -2459,39 +2536,55 @@
               <w:rPr>
                 <w:b/>
                 <w:bCs/>
-                <w:color w:val="1A1A1A"/>
-              </w:rPr>
-              <w:t xml:space="preserve">Persönliche Stärken: </w:t>
-            </w:r>
-            <w:r>
-              <w:rPr>
-                <w:color w:val="99ADC9"/>
-              </w:rPr>
-              <w:t xml:space="preserve">[Stärke 1]</w:t>
-            </w:r>
-            <w:r>
-              <w:rPr>
-                <w:color w:val="1A1A1A"/>
-              </w:rPr>
+              </w:rPr>
+              <w:t xml:space="preserve">Persönliche Stärken</w:t>
+            </w:r>
+          </w:p>
+        </w:tc>
+        <w:tc>
+          <w:tcPr>
+            <w:tcW w:type="dxa" w:w="4191"/>
+            <w:tcBorders>
+              <w:top w:val="none" w:color="FFFFFF" w:sz="0"/>
+              <w:left w:val="none" w:color="FFFFFF" w:sz="0"/>
+              <w:bottom w:val="none" w:color="FFFFFF" w:sz="0"/>
+              <w:right w:val="none" w:color="FFFFFF" w:sz="0"/>
+            </w:tcBorders>
+            <w:tcMar>
+              <w:top w:type="dxa" w:w="20"/>
+              <w:left w:type="dxa" w:w="60"/>
+              <w:bottom w:type="dxa" w:w="20"/>
+              <w:right w:type="dxa" w:w="60"/>
+            </w:tcMar>
+            <w:vAlign w:val="center"/>
+          </w:tcPr>
+          <w:p>
+            <w:pPr>
+              <w:pStyle w:val="MappeDatenzeile"/>
+            </w:pPr>
+            <w:r>
+              <w:rPr>
+                <w:rStyle w:val="MappePlatzhalter"/>
+              </w:rPr>
+              <w:t xml:space="preserve">[STAERKE_1]</w:t>
+            </w:r>
+            <w:r>
               <w:t xml:space="preserve">, </w:t>
             </w:r>
             <w:r>
               <w:rPr>
-                <w:color w:val="99ADC9"/>
-              </w:rPr>
-              <w:t xml:space="preserve">[Stärke 2]</w:t>
-            </w:r>
-            <w:r>
-              <w:rPr>
-                <w:color w:val="1A1A1A"/>
-              </w:rPr>
+                <w:rStyle w:val="MappePlatzhalter"/>
+              </w:rPr>
+              <w:t xml:space="preserve">[STAERKE_2]</w:t>
+            </w:r>
+            <w:r>
               <w:t xml:space="preserve">, </w:t>
             </w:r>
             <w:r>
               <w:rPr>
-                <w:color w:val="99ADC9"/>
-              </w:rPr>
-              <w:t xml:space="preserve">[Stärke 3]</w:t>
+                <w:rStyle w:val="MappePlatzhalter"/>
+              </w:rPr>
+              <w:t xml:space="preserve">[STAERKE_3]</w:t>
             </w:r>
           </w:p>
         </w:tc>
@@ -2499,10 +2592,8 @@
     </w:tbl>
     <w:p>
       <w:pPr>
-        <w:pBdr>
-          <w:bottom w:val="single" w:color="FFFFFF" w:sz="6" w:space="4"/>
-        </w:pBdr>
-        <w:spacing w:after="80" w:before="200"/>
+        <w:pStyle w:val="MappeBereich"/>
+        <w:spacing w:after="60" w:before="160"/>
       </w:pPr>
       <w:r>
         <w:drawing>
@@ -2546,26 +2637,18 @@
       </w:r>
       <w:r>
         <w:rPr>
-          <w:color w:val="1A1A1A"/>
           <w:sz w:val="22"/>
           <w:szCs w:val="22"/>
         </w:rPr>
         <w:t xml:space="preserve">  </w:t>
       </w:r>
       <w:r>
-        <w:rPr>
-          <w:rFonts w:ascii="Montserrat SemiBold" w:cs="Montserrat SemiBold" w:eastAsia="Montserrat SemiBold" w:hAnsi="Montserrat SemiBold"/>
-          <w:color w:val="1A1A1A"/>
-          <w:spacing w:val="30"/>
-          <w:sz w:val="22"/>
-          <w:szCs w:val="22"/>
-        </w:rPr>
         <w:t xml:space="preserve">INTERESSEN &amp; HOBBYS</w:t>
       </w:r>
     </w:p>
     <w:tbl>
       <w:tblPr>
-        <w:tblW w:type="dxa" w:w="9356"/>
+        <w:tblW w:type="dxa" w:w="8391"/>
         <w:tblBorders>
           <w:top w:val="none" w:color="FFFFFF" w:sz="0"/>
           <w:left w:val="none" w:color="FFFFFF" w:sz="0"/>
@@ -2576,12 +2659,14 @@
         </w:tblBorders>
       </w:tblPr>
       <w:tblGrid>
-        <w:gridCol w:w="9356"/>
+        <w:gridCol w:w="2797"/>
+        <w:gridCol w:w="2797"/>
+        <w:gridCol w:w="2797"/>
       </w:tblGrid>
       <w:tr>
         <w:tc>
           <w:tcPr>
-            <w:tcW w:type="dxa" w:w="9356"/>
+            <w:tcW w:type="dxa" w:w="2797"/>
             <w:tcBorders>
               <w:top w:val="none" w:color="FFFFFF" w:sz="0"/>
               <w:left w:val="none" w:color="FFFFFF" w:sz="0"/>
@@ -2589,42 +2674,221 @@
               <w:right w:val="none" w:color="FFFFFF" w:sz="0"/>
             </w:tcBorders>
             <w:tcMar>
-              <w:top w:type="dxa" w:w="40"/>
+              <w:top w:type="dxa" w:w="20"/>
               <w:left w:type="dxa" w:w="60"/>
-              <w:bottom w:type="dxa" w:w="40"/>
+              <w:bottom w:type="dxa" w:w="20"/>
               <w:right w:type="dxa" w:w="60"/>
             </w:tcMar>
+            <w:vAlign w:val="center"/>
           </w:tcPr>
           <w:p>
-            <w:r>
-              <w:rPr>
-                <w:color w:val="99ADC9"/>
-              </w:rPr>
-              <w:t xml:space="preserve">[Hobby 1]</w:t>
-            </w:r>
-            <w:r>
-              <w:rPr>
-                <w:color w:val="1A1A1A"/>
-              </w:rPr>
-              <w:t xml:space="preserve">, </w:t>
-            </w:r>
-            <w:r>
-              <w:rPr>
-                <w:color w:val="99ADC9"/>
-              </w:rPr>
-              <w:t xml:space="preserve">[Hobby 2]</w:t>
-            </w:r>
-            <w:r>
-              <w:rPr>
-                <w:color w:val="1A1A1A"/>
-              </w:rPr>
-              <w:t xml:space="preserve">, </w:t>
-            </w:r>
-            <w:r>
-              <w:rPr>
-                <w:color w:val="99ADC9"/>
-              </w:rPr>
-              <w:t xml:space="preserve">[Hobby 3]</w:t>
+            <w:pPr>
+              <w:pStyle w:val="MappeDatenzeile"/>
+            </w:pPr>
+            <w:r>
+              <w:drawing>
+                <wp:inline distT="0" distB="0" distL="0" distR="0">
+                  <wp:extent cx="133350" cy="133350"/>
+                  <wp:effectExtent t="0" r="0" b="0" l="0"/>
+                  <wp:docPr id="1" name="" descr="" title=""/>
+                  <wp:cNvGraphicFramePr>
+                    <a:graphicFrameLocks xmlns:a="http://schemas.openxmlformats.org/drawingml/2006/main" noChangeAspect="1"/>
+                  </wp:cNvGraphicFramePr>
+                  <a:graphic xmlns:a="http://schemas.openxmlformats.org/drawingml/2006/main">
+                    <a:graphicData uri="http://schemas.openxmlformats.org/drawingml/2006/picture">
+                      <pic:pic xmlns:pic="http://schemas.openxmlformats.org/drawingml/2006/picture">
+                        <pic:nvPicPr>
+                          <pic:cNvPr id="0" name="" descr=""/>
+                          <pic:cNvPicPr>
+                            <a:picLocks noChangeAspect="1" noChangeArrowheads="1"/>
+                          </pic:cNvPicPr>
+                        </pic:nvPicPr>
+                        <pic:blipFill>
+                          <a:blip r:embed="rId25" cstate="none"/>
+                          <a:srcRect/>
+                          <a:stretch>
+                            <a:fillRect/>
+                          </a:stretch>
+                        </pic:blipFill>
+                        <pic:spPr bwMode="auto">
+                          <a:xfrm>
+                            <a:off x="0" y="0"/>
+                            <a:ext cx="133350" cy="133350"/>
+                          </a:xfrm>
+                          <a:prstGeom prst="rect">
+                            <a:avLst/>
+                          </a:prstGeom>
+                        </pic:spPr>
+                      </pic:pic>
+                    </a:graphicData>
+                  </a:graphic>
+                </wp:inline>
+              </w:drawing>
+            </w:r>
+            <w:r>
+              <w:rPr>
+                <w:sz w:val="18"/>
+                <w:szCs w:val="18"/>
+              </w:rPr>
+              <w:t xml:space="preserve">  </w:t>
+            </w:r>
+            <w:r>
+              <w:rPr>
+                <w:rStyle w:val="MappePlatzhalter"/>
+              </w:rPr>
+              <w:t xml:space="preserve">[HOBBY_1]</w:t>
+            </w:r>
+          </w:p>
+        </w:tc>
+        <w:tc>
+          <w:tcPr>
+            <w:tcW w:type="dxa" w:w="2797"/>
+            <w:tcBorders>
+              <w:top w:val="none" w:color="FFFFFF" w:sz="0"/>
+              <w:left w:val="none" w:color="FFFFFF" w:sz="0"/>
+              <w:bottom w:val="none" w:color="FFFFFF" w:sz="0"/>
+              <w:right w:val="none" w:color="FFFFFF" w:sz="0"/>
+            </w:tcBorders>
+            <w:tcMar>
+              <w:top w:type="dxa" w:w="20"/>
+              <w:left w:type="dxa" w:w="60"/>
+              <w:bottom w:type="dxa" w:w="20"/>
+              <w:right w:type="dxa" w:w="60"/>
+            </w:tcMar>
+            <w:vAlign w:val="center"/>
+          </w:tcPr>
+          <w:p>
+            <w:pPr>
+              <w:pStyle w:val="MappeDatenzeile"/>
+            </w:pPr>
+            <w:r>
+              <w:drawing>
+                <wp:inline distT="0" distB="0" distL="0" distR="0">
+                  <wp:extent cx="133350" cy="133350"/>
+                  <wp:effectExtent t="0" r="0" b="0" l="0"/>
+                  <wp:docPr id="1" name="" descr="" title=""/>
+                  <wp:cNvGraphicFramePr>
+                    <a:graphicFrameLocks xmlns:a="http://schemas.openxmlformats.org/drawingml/2006/main" noChangeAspect="1"/>
+                  </wp:cNvGraphicFramePr>
+                  <a:graphic xmlns:a="http://schemas.openxmlformats.org/drawingml/2006/main">
+                    <a:graphicData uri="http://schemas.openxmlformats.org/drawingml/2006/picture">
+                      <pic:pic xmlns:pic="http://schemas.openxmlformats.org/drawingml/2006/picture">
+                        <pic:nvPicPr>
+                          <pic:cNvPr id="0" name="" descr=""/>
+                          <pic:cNvPicPr>
+                            <a:picLocks noChangeAspect="1" noChangeArrowheads="1"/>
+                          </pic:cNvPicPr>
+                        </pic:nvPicPr>
+                        <pic:blipFill>
+                          <a:blip r:embed="rId25" cstate="none"/>
+                          <a:srcRect/>
+                          <a:stretch>
+                            <a:fillRect/>
+                          </a:stretch>
+                        </pic:blipFill>
+                        <pic:spPr bwMode="auto">
+                          <a:xfrm>
+                            <a:off x="0" y="0"/>
+                            <a:ext cx="133350" cy="133350"/>
+                          </a:xfrm>
+                          <a:prstGeom prst="rect">
+                            <a:avLst/>
+                          </a:prstGeom>
+                        </pic:spPr>
+                      </pic:pic>
+                    </a:graphicData>
+                  </a:graphic>
+                </wp:inline>
+              </w:drawing>
+            </w:r>
+            <w:r>
+              <w:rPr>
+                <w:sz w:val="18"/>
+                <w:szCs w:val="18"/>
+              </w:rPr>
+              <w:t xml:space="preserve">  </w:t>
+            </w:r>
+            <w:r>
+              <w:rPr>
+                <w:rStyle w:val="MappePlatzhalter"/>
+              </w:rPr>
+              <w:t xml:space="preserve">[HOBBY_2]</w:t>
+            </w:r>
+          </w:p>
+        </w:tc>
+        <w:tc>
+          <w:tcPr>
+            <w:tcW w:type="dxa" w:w="2797"/>
+            <w:tcBorders>
+              <w:top w:val="none" w:color="FFFFFF" w:sz="0"/>
+              <w:left w:val="none" w:color="FFFFFF" w:sz="0"/>
+              <w:bottom w:val="none" w:color="FFFFFF" w:sz="0"/>
+              <w:right w:val="none" w:color="FFFFFF" w:sz="0"/>
+            </w:tcBorders>
+            <w:tcMar>
+              <w:top w:type="dxa" w:w="20"/>
+              <w:left w:type="dxa" w:w="60"/>
+              <w:bottom w:type="dxa" w:w="20"/>
+              <w:right w:type="dxa" w:w="60"/>
+            </w:tcMar>
+            <w:vAlign w:val="center"/>
+          </w:tcPr>
+          <w:p>
+            <w:pPr>
+              <w:pStyle w:val="MappeDatenzeile"/>
+            </w:pPr>
+            <w:r>
+              <w:drawing>
+                <wp:inline distT="0" distB="0" distL="0" distR="0">
+                  <wp:extent cx="133350" cy="133350"/>
+                  <wp:effectExtent t="0" r="0" b="0" l="0"/>
+                  <wp:docPr id="1" name="" descr="" title=""/>
+                  <wp:cNvGraphicFramePr>
+                    <a:graphicFrameLocks xmlns:a="http://schemas.openxmlformats.org/drawingml/2006/main" noChangeAspect="1"/>
+                  </wp:cNvGraphicFramePr>
+                  <a:graphic xmlns:a="http://schemas.openxmlformats.org/drawingml/2006/main">
+                    <a:graphicData uri="http://schemas.openxmlformats.org/drawingml/2006/picture">
+                      <pic:pic xmlns:pic="http://schemas.openxmlformats.org/drawingml/2006/picture">
+                        <pic:nvPicPr>
+                          <pic:cNvPr id="0" name="" descr=""/>
+                          <pic:cNvPicPr>
+                            <a:picLocks noChangeAspect="1" noChangeArrowheads="1"/>
+                          </pic:cNvPicPr>
+                        </pic:nvPicPr>
+                        <pic:blipFill>
+                          <a:blip r:embed="rId25" cstate="none"/>
+                          <a:srcRect/>
+                          <a:stretch>
+                            <a:fillRect/>
+                          </a:stretch>
+                        </pic:blipFill>
+                        <pic:spPr bwMode="auto">
+                          <a:xfrm>
+                            <a:off x="0" y="0"/>
+                            <a:ext cx="133350" cy="133350"/>
+                          </a:xfrm>
+                          <a:prstGeom prst="rect">
+                            <a:avLst/>
+                          </a:prstGeom>
+                        </pic:spPr>
+                      </pic:pic>
+                    </a:graphicData>
+                  </a:graphic>
+                </wp:inline>
+              </w:drawing>
+            </w:r>
+            <w:r>
+              <w:rPr>
+                <w:sz w:val="18"/>
+                <w:szCs w:val="18"/>
+              </w:rPr>
+              <w:t xml:space="preserve">  </w:t>
+            </w:r>
+            <w:r>
+              <w:rPr>
+                <w:rStyle w:val="MappePlatzhalter"/>
+              </w:rPr>
+              <w:t xml:space="preserve">[HOBBY_3]</w:t>
             </w:r>
           </w:p>
         </w:tc>
@@ -2632,30 +2896,114 @@
     </w:tbl>
     <w:p>
       <w:pPr>
-        <w:spacing w:after="0" w:before="280"/>
-      </w:pPr>
-    </w:p>
-    <w:p>
-      <w:pPr>
-        <w:spacing w:after="160" w:line="276" w:lineRule="auto"/>
+        <w:spacing w:after="0" w:before="200"/>
+      </w:pPr>
+    </w:p>
+    <w:p>
+      <w:pPr>
+        <w:pStyle w:val="MappeDatum"/>
+        <w:spacing w:after="100"/>
         <w:jc w:val="right"/>
       </w:pPr>
       <w:r>
         <w:rPr>
-          <w:color w:val="99ADC9"/>
+          <w:rStyle w:val="MappePlatzhalter"/>
         </w:rPr>
-        <w:t xml:space="preserve">[ORT]</w:t>
+        <w:t xml:space="preserve">[BEWERBER_ORT]</w:t>
+      </w:r>
+      <w:r>
+        <w:t xml:space="preserve">, </w:t>
       </w:r>
       <w:r>
         <w:rPr>
-          <w:color w:val="1A1A1A"/>
+          <w:rStyle w:val="MappePlatzhalter"/>
         </w:rPr>
-        <w:t xml:space="preserve">, TT.MM.JJJJ</w:t>
-      </w:r>
+        <w:t xml:space="preserve">[DATUM_LEBENSLAUF]</w:t>
+      </w:r>
+    </w:p>
+    <w:p>
+      <w:pPr>
+        <w:pBdr>
+          <w:bottom w:val="single" w:color="1A1A1A" w:sz="6" w:space="2"/>
+        </w:pBdr>
+        <w:spacing w:before="120" w:line="40" w:lineRule="exact"/>
+        <w:ind w:left="5391"/>
+      </w:pPr>
+    </w:p>
+    <w:p>
+      <w:pPr>
+        <w:pStyle w:val="MappeFusszeile"/>
+        <w:spacing w:before="40"/>
+        <w:jc w:val="right"/>
+      </w:pPr>
+      <w:r>
+        <w:t xml:space="preserve">Unterschrift</w:t>
+      </w:r>
+    </w:p>
+    <w:p>
+      <w:pPr>
+        <w:sectPr>
+          <w:footerReference w:type="default" r:id="rId9"/>
+          <w:type w:val="nextPage"/>
+          <w:pgSz w:w="11906" w:h="16838" w:orient="portrait"/>
+          <w:pgMar w:top="1134" w:right="1134" w:bottom="1134" w:left="2381" w:header="708" w:footer="708" w:gutter="0"/>
+          <w:pgNumType/>
+          <w:docGrid w:linePitch="360"/>
+        </w:sectPr>
+      </w:pPr>
+    </w:p>
+    <w:p>
+      <w:pPr>
+        <w:pStyle w:val="MappeKapitelmarke"/>
+        <w:pBdr>
+          <w:left w:val="single" w:color="C9B599" w:sz="18" w:space="8"/>
+        </w:pBdr>
+      </w:pPr>
+      <w:r>
+        <w:t xml:space="preserve">04</w:t>
+      </w:r>
+    </w:p>
+    <w:p>
+      <w:pPr>
+        <w:pStyle w:val="MappeMarginal"/>
+        <w:pBdr>
+          <w:left w:val="single" w:color="C9B599" w:sz="18" w:space="8"/>
+        </w:pBdr>
+      </w:pPr>
+      <w:r>
+        <w:t xml:space="preserve">MOTIVATION</w:t>
+      </w:r>
+    </w:p>
+    <w:p>
+      <w:pPr>
+        <w:pStyle w:val="MappeTitel"/>
+        <w:spacing w:after="60"/>
+      </w:pPr>
+      <w:r>
+        <w:t xml:space="preserve">MOTIVATION</w:t>
+      </w:r>
+    </w:p>
+    <w:p>
+      <w:pPr>
+        <w:pBdr>
+          <w:bottom w:val="single" w:color="C9B599" w:sz="12" w:space="1"/>
+        </w:pBdr>
+        <w:spacing w:after="20" w:line="40" w:lineRule="exact"/>
+        <w:ind/>
+      </w:pPr>
+    </w:p>
+    <w:p>
+      <w:pPr>
+        <w:pBdr>
+          <w:bottom w:val="single" w:color="99ADC9" w:sz="12" w:space="1"/>
+        </w:pBdr>
+        <w:spacing w:after="160" w:line="40" w:lineRule="exact"/>
+        <w:ind w:right="7711"/>
+      </w:pPr>
     </w:p>
     <w:tbl>
       <w:tblPr>
-        <w:tblW w:type="dxa" w:w="9356"/>
+        <w:tblW w:type="dxa" w:w="8391"/>
         <w:tblBorders>
           <w:top w:val="none" w:color="FFFFFF" w:sz="0"/>
           <w:left w:val="none" w:color="FFFFFF" w:sz="0"/>
@@ -2666,256 +3014,133 @@
         </w:tblBorders>
       </w:tblPr>
       <w:tblGrid>
-        <w:gridCol w:w="6356"/>
-        <w:gridCol w:w="3000"/>
+        <w:gridCol w:w="8391"/>
       </w:tblGrid>
       <w:tr>
+        <w:trPr>
+          <w:trHeight w:val="6800" w:hRule="atLeast"/>
+        </w:trPr>
         <w:tc>
           <w:tcPr>
-            <w:tcW w:type="dxa" w:w="6356"/>
+            <w:tcW w:type="dxa" w:w="8391"/>
             <w:tcBorders>
               <w:top w:val="none" w:color="FFFFFF" w:sz="0"/>
-              <w:left w:val="none" w:color="FFFFFF" w:sz="0"/>
+              <w:left w:val="single" w:color="C9B599" w:sz="18"/>
               <w:bottom w:val="none" w:color="FFFFFF" w:sz="0"/>
               <w:right w:val="none" w:color="FFFFFF" w:sz="0"/>
             </w:tcBorders>
+            <w:shd w:fill="D9D9D9" w:val="clear"/>
             <w:tcMar>
-              <w:top w:type="dxa" w:w="40"/>
-              <w:left w:type="dxa" w:w="60"/>
-              <w:bottom w:type="dxa" w:w="40"/>
-              <w:right w:type="dxa" w:w="60"/>
+              <w:top w:type="dxa" w:w="340"/>
+              <w:left w:type="dxa" w:w="400"/>
+              <w:bottom w:type="dxa" w:w="340"/>
+              <w:right w:type="dxa" w:w="400"/>
             </w:tcMar>
           </w:tcPr>
-          <w:p/>
-        </w:tc>
-        <w:tc>
-          <w:tcPr>
-            <w:tcW w:type="dxa" w:w="3000"/>
-            <w:tcBorders>
-              <w:top w:val="none" w:color="FFFFFF" w:sz="0"/>
-              <w:left w:val="none" w:color="FFFFFF" w:sz="0"/>
-              <w:bottom w:val="single" w:color="1A1A1A" w:sz="6"/>
-              <w:right w:val="none" w:color="FFFFFF" w:sz="0"/>
-            </w:tcBorders>
-            <w:tcMar>
-              <w:top w:type="dxa" w:w="40"/>
-              <w:left w:type="dxa" w:w="60"/>
-              <w:bottom w:type="dxa" w:w="40"/>
-              <w:right w:type="dxa" w:w="60"/>
-            </w:tcMar>
-          </w:tcPr>
-          <w:p/>
+          <w:p>
+            <w:pPr>
+              <w:pStyle w:val="MappeLeitfrage"/>
+              <w:spacing w:after="240"/>
+            </w:pPr>
+            <w:r>
+              <w:rPr>
+                <w:rStyle w:val="MappePlatzhalter"/>
+              </w:rPr>
+              <w:t xml:space="preserve">[MOTIVATION_LEITFRAGE]</w:t>
+            </w:r>
+          </w:p>
+          <w:p>
+            <w:pPr>
+              <w:pStyle w:val="MappeFliesstext"/>
+              <w:spacing w:after="200"/>
+            </w:pPr>
+            <w:r>
+              <w:rPr>
+                <w:rStyle w:val="MappePlatzhalter"/>
+              </w:rPr>
+              <w:t xml:space="preserve">[MOTIVATION_EINSTIEG]</w:t>
+            </w:r>
+          </w:p>
+          <w:p>
+            <w:pPr>
+              <w:pStyle w:val="MappeFliesstext"/>
+              <w:spacing w:after="200"/>
+            </w:pPr>
+            <w:r>
+              <w:rPr>
+                <w:rStyle w:val="MappePlatzhalter"/>
+              </w:rPr>
+              <w:t xml:space="preserve">[MOTIVATION_TECHNIK_GESTALTUNG]</w:t>
+            </w:r>
+          </w:p>
+          <w:p>
+            <w:pPr>
+              <w:pStyle w:val="MappeFliesstext"/>
+              <w:spacing w:after="200"/>
+            </w:pPr>
+            <w:r>
+              <w:rPr>
+                <w:rStyle w:val="MappePlatzhalter"/>
+              </w:rPr>
+              <w:t xml:space="preserve">[MOTIVATION_PASSUNG]</w:t>
+            </w:r>
+          </w:p>
+          <w:p>
+            <w:pPr>
+              <w:pStyle w:val="MappeFliesstext"/>
+              <w:spacing w:after="200"/>
+            </w:pPr>
+            <w:r>
+              <w:rPr>
+                <w:rStyle w:val="MappePlatzhalter"/>
+              </w:rPr>
+              <w:t xml:space="preserve">[MOTIVATION_LERNZIEL]</w:t>
+            </w:r>
+          </w:p>
+          <w:p>
+            <w:pPr>
+              <w:pStyle w:val="MappeFliesstext"/>
+            </w:pPr>
+            <w:r>
+              <w:rPr>
+                <w:rStyle w:val="MappePlatzhalter"/>
+              </w:rPr>
+              <w:t xml:space="preserve">[MOTIVATION_AUSBLICK]</w:t>
+            </w:r>
+          </w:p>
         </w:tc>
       </w:tr>
     </w:tbl>
     <w:p>
       <w:pPr>
-        <w:spacing w:before="40" w:line="276" w:lineRule="auto"/>
+        <w:pStyle w:val="MappeDatum"/>
+        <w:pBdr>
+          <w:top w:val="single" w:color="D9D9D9" w:sz="6" w:space="8"/>
+        </w:pBdr>
+        <w:spacing w:before="600"/>
         <w:jc w:val="right"/>
       </w:pPr>
       <w:r>
         <w:rPr>
-          <w:color w:val="1A1A1A"/>
-          <w:sz w:val="16"/>
-          <w:szCs w:val="16"/>
+          <w:rStyle w:val="MappePlatzhalter"/>
         </w:rPr>
-        <w:t xml:space="preserve">Unterschrift</w:t>
-      </w:r>
-    </w:p>
-    <w:p>
-      <w:pPr>
-        <w:sectPr>
-          <w:footerReference w:type="default" r:id="rId9"/>
-          <w:type w:val="nextPage"/>
-          <w:pgSz w:w="11906" w:h="16838" w:orient="portrait"/>
-          <w:pgMar w:top="1134" w:right="1134" w:bottom="1134" w:left="1417" w:header="708" w:footer="708" w:gutter="0"/>
-          <w:pgNumType/>
-          <w:docGrid w:linePitch="360"/>
-        </w:sectPr>
-      </w:pPr>
-    </w:p>
-    <w:p>
-      <w:pPr>
-        <w:spacing w:after="60"/>
-      </w:pPr>
+        <w:t xml:space="preserve">[BEWERBER_ORT]</w:t>
+      </w:r>
+      <w:r>
+        <w:t xml:space="preserve">, </w:t>
+      </w:r>
       <w:r>
         <w:rPr>
-          <w:rFonts w:ascii="Montserrat SemiBold" w:cs="Montserrat SemiBold" w:eastAsia="Montserrat SemiBold" w:hAnsi="Montserrat SemiBold"/>
-          <w:color w:val="C9B599"/>
-          <w:spacing w:val="40"/>
-          <w:sz w:val="18"/>
-          <w:szCs w:val="18"/>
+          <w:rStyle w:val="MappePlatzhalter"/>
         </w:rPr>
-        <w:t xml:space="preserve">03 · MOTIVATION</w:t>
-      </w:r>
-    </w:p>
-    <w:p>
-      <w:pPr>
-        <w:spacing w:after="40"/>
-      </w:pPr>
-      <w:r>
-        <w:rPr>
-          <w:rFonts w:ascii="Montserrat SemiBold" w:cs="Montserrat SemiBold" w:eastAsia="Montserrat SemiBold" w:hAnsi="Montserrat SemiBold"/>
-          <w:color w:val="1A1A1A"/>
-          <w:sz w:val="32"/>
-          <w:szCs w:val="32"/>
-        </w:rPr>
-        <w:t xml:space="preserve">MOTIVATION</w:t>
-      </w:r>
-    </w:p>
-    <w:p>
-      <w:pPr>
-        <w:pBdr>
-          <w:bottom w:val="single" w:color="C9B599" w:sz="10" w:space="1"/>
-        </w:pBdr>
-        <w:spacing w:after="20" w:line="40" w:lineRule="exact"/>
-        <w:ind w:right="8676"/>
-      </w:pPr>
-    </w:p>
-    <w:p>
-      <w:pPr>
-        <w:pBdr>
-          <w:bottom w:val="single" w:color="99ADC9" w:sz="10" w:space="1"/>
-        </w:pBdr>
-        <w:spacing w:after="160" w:line="40" w:lineRule="exact"/>
-        <w:ind w:right="8676"/>
-      </w:pPr>
-    </w:p>
-    <w:p>
-      <w:pPr>
-        <w:spacing w:after="0" w:before="120"/>
-      </w:pPr>
-      <w:r>
-        <w:rPr>
-          <w:rFonts w:ascii="Montserrat SemiBold" w:cs="Montserrat SemiBold" w:eastAsia="Montserrat SemiBold" w:hAnsi="Montserrat SemiBold"/>
-          <w:color w:val="C9B599"/>
-          <w:sz w:val="72"/>
-          <w:szCs w:val="72"/>
-        </w:rPr>
-        <w:t xml:space="preserve">„</w:t>
-      </w:r>
-    </w:p>
-    <w:p>
-      <w:pPr>
-        <w:spacing w:after="320" w:before="0"/>
-      </w:pPr>
-      <w:r>
-        <w:rPr>
-          <w:i/>
-          <w:iCs/>
-          <w:color w:val="99ADC9"/>
-          <w:sz w:val="28"/>
-          <w:szCs w:val="28"/>
-        </w:rPr>
-        <w:t xml:space="preserve">[Warum dieser Beruf? Ein Satz, der Neugier weckt.]</w:t>
-      </w:r>
-    </w:p>
-    <w:p>
-      <w:pPr>
-        <w:pBdr>
-          <w:left w:val="single" w:color="C9B599" w:sz="12" w:space="12"/>
-        </w:pBdr>
-        <w:spacing w:after="200" w:line="276" w:lineRule="auto"/>
-        <w:ind w:left="227"/>
-      </w:pPr>
-      <w:r>
-        <w:rPr>
-          <w:color w:val="99ADC9"/>
-        </w:rPr>
-        <w:t xml:space="preserve">[Erster Kontakt: Wie bist du auf technisches Produktdesign gestoßen – durch ein Praktikum, ein Hobby, ein Gespräch? Was hat dich gepackt? (2–3 Sätze)]</w:t>
-      </w:r>
-    </w:p>
-    <w:p>
-      <w:pPr>
-        <w:pBdr>
-          <w:left w:val="single" w:color="C9B599" w:sz="12" w:space="12"/>
-        </w:pBdr>
-        <w:spacing w:after="200" w:line="276" w:lineRule="auto"/>
-        <w:ind w:left="227"/>
-      </w:pPr>
-      <w:r>
-        <w:rPr>
-          <w:color w:val="99ADC9"/>
-        </w:rPr>
-        <w:t xml:space="preserve">[Begeisterung für die Verbindung von Technik und Gestaltung: Zeichnen, konstruieren, modelieren, verstehen, wie Dinge gebaut werden. Konkret bleiben. (2–3 Sätze)]</w:t>
-      </w:r>
-    </w:p>
-    <w:p>
-      <w:pPr>
-        <w:pBdr>
-          <w:left w:val="single" w:color="C9B599" w:sz="12" w:space="12"/>
-        </w:pBdr>
-        <w:spacing w:after="200" w:line="276" w:lineRule="auto"/>
-        <w:ind w:left="227"/>
-      </w:pPr>
-      <w:r>
-        <w:rPr>
-          <w:color w:val="99ADC9"/>
-        </w:rPr>
-        <w:t xml:space="preserve">[Passt der Beruf zu dir: Nenne persönliche Eigenschaften und verknüpfe sie mit der Ausbildung – ohne sich zu verkaufen. (2 Sätze)]</w:t>
-      </w:r>
-    </w:p>
-    <w:p>
-      <w:pPr>
-        <w:pBdr>
-          <w:left w:val="single" w:color="C9B599" w:sz="12" w:space="12"/>
-        </w:pBdr>
-        <w:spacing w:after="200" w:line="276" w:lineRule="auto"/>
-        <w:ind w:left="227"/>
-      </w:pPr>
-      <w:r>
-        <w:rPr>
-          <w:color w:val="99ADC9"/>
-        </w:rPr>
-        <w:t xml:space="preserve">[Lernen &amp; Entwicklung: Was willst du in der Ausbildung lernen und können? Zeig Lernbereitschaft. (2 Sätze)]</w:t>
-      </w:r>
-    </w:p>
-    <w:p>
-      <w:pPr>
-        <w:pBdr>
-          <w:left w:val="single" w:color="C9B599" w:sz="12" w:space="12"/>
-        </w:pBdr>
-        <w:spacing w:after="200" w:line="276" w:lineRule="auto"/>
-        <w:ind w:left="227"/>
-      </w:pPr>
-      <w:r>
-        <w:rPr>
-          <w:color w:val="99ADC9"/>
-        </w:rPr>
-        <w:t xml:space="preserve">[Blick nach vorn: Wo siehst du dich, wenn die Ausbildung gelungen ist? Ein ruhiger, ehrlicher Schlusssatz. (1–2 Sätze)]</w:t>
-      </w:r>
-    </w:p>
-    <w:p>
-      <w:pPr>
-        <w:spacing w:after="0" w:before="240"/>
-      </w:pPr>
-    </w:p>
-    <w:p>
-      <w:pPr>
-        <w:pBdr>
-          <w:top w:val="single" w:color="FFFFFF" w:sz="6" w:space="8"/>
-        </w:pBdr>
-        <w:spacing w:after="0" w:before="240" w:line="240" w:lineRule="auto"/>
-        <w:jc w:val="right"/>
-      </w:pPr>
-      <w:r>
-        <w:rPr>
-          <w:color w:val="99ADC9"/>
-        </w:rPr>
-        <w:t xml:space="preserve">[ORT]</w:t>
-      </w:r>
-      <w:r>
-        <w:rPr>
-          <w:color w:val="1A1A1A"/>
-        </w:rPr>
-        <w:t xml:space="preserve">, TT.MM.JJJJ</w:t>
+        <w:t xml:space="preserve">[DATUM_MOTIVATION]</w:t>
       </w:r>
     </w:p>
     <w:sectPr>
       <w:footerReference w:type="default" r:id="rId10"/>
       <w:type w:val="nextPage"/>
       <w:pgSz w:w="11906" w:h="16838" w:orient="portrait"/>
-      <w:pgMar w:top="1134" w:right="1134" w:bottom="1134" w:left="1417" w:header="708" w:footer="708" w:gutter="0"/>
+      <w:pgMar w:top="1134" w:right="1134" w:bottom="1134" w:left="2381" w:header="708" w:footer="708" w:gutter="0"/>
       <w:pgNumType/>
       <w:docGrid w:linePitch="360"/>
     </w:sectPr>
@@ -2968,33 +3193,57 @@
 <w:ftr xmlns:wpc="http://schemas.microsoft.com/office/word/2010/wordprocessingCanvas" xmlns:mc="http://schemas.openxmlformats.org/markup-compatibility/2006" xmlns:o="urn:schemas-microsoft-com:office:office" xmlns:r="http://schemas.openxmlformats.org/officeDocument/2006/relationships" xmlns:m="http://schemas.openxmlformats.org/officeDocument/2006/math" xmlns:v="urn:schemas-microsoft-com:vml" xmlns:wp14="http://schemas.microsoft.com/office/word/2010/wordprocessingDrawing" xmlns:wp="http://schemas.openxmlformats.org/drawingml/2006/wordprocessingDrawing" xmlns:w10="urn:schemas-microsoft-com:office:word" xmlns:w="http://schemas.openxmlformats.org/wordprocessingml/2006/main" xmlns:w14="http://schemas.microsoft.com/office/word/2010/wordml" xmlns:w15="http://schemas.microsoft.com/office/word/2012/wordml" xmlns:wpg="http://schemas.microsoft.com/office/word/2010/wordprocessingGroup" xmlns:wpi="http://schemas.microsoft.com/office/word/2010/wordprocessingInk" xmlns:wne="http://schemas.microsoft.com/office/word/2006/wordml" xmlns:wps="http://schemas.microsoft.com/office/word/2010/wordprocessingShape">
   <w:p>
     <w:pPr>
+      <w:pStyle w:val="MappeFusszeile"/>
       <w:pBdr>
-        <w:top w:val="single" w:color="FFFFFF" w:sz="6" w:space="4"/>
+        <w:top w:val="single" w:color="D9D9D9" w:sz="6" w:space="4"/>
       </w:pBdr>
       <w:tabs>
-        <w:tab w:val="right" w:pos="9356"/>
+        <w:tab w:val="left" w:pos="0"/>
+        <w:tab w:val="right" w:pos="8391"/>
       </w:tabs>
-      <w:spacing w:line="240" w:lineRule="auto"/>
+      <w:ind w:left="-1814"/>
     </w:pPr>
     <w:r>
+      <w:t xml:space="preserve">01 / 04</w:t>
+    </w:r>
+  </w:p>
+</w:ftr>
+</file>
+
+<file path=word/footer2.xml><?xml version="1.0" encoding="utf-8"?>
+<w:ftr xmlns:wpc="http://schemas.microsoft.com/office/word/2010/wordprocessingCanvas" xmlns:mc="http://schemas.openxmlformats.org/markup-compatibility/2006" xmlns:o="urn:schemas-microsoft-com:office:office" xmlns:r="http://schemas.openxmlformats.org/officeDocument/2006/relationships" xmlns:m="http://schemas.openxmlformats.org/officeDocument/2006/math" xmlns:v="urn:schemas-microsoft-com:vml" xmlns:wp14="http://schemas.microsoft.com/office/word/2010/wordprocessingDrawing" xmlns:wp="http://schemas.openxmlformats.org/drawingml/2006/wordprocessingDrawing" xmlns:w10="urn:schemas-microsoft-com:office:word" xmlns:w="http://schemas.openxmlformats.org/wordprocessingml/2006/main" xmlns:w14="http://schemas.microsoft.com/office/word/2010/wordml" xmlns:w15="http://schemas.microsoft.com/office/word/2012/wordml" xmlns:wpg="http://schemas.microsoft.com/office/word/2010/wordprocessingGroup" xmlns:wpi="http://schemas.microsoft.com/office/word/2010/wordprocessingInk" xmlns:wne="http://schemas.microsoft.com/office/word/2006/wordml" xmlns:wps="http://schemas.microsoft.com/office/word/2010/wordprocessingShape">
+  <w:p>
+    <w:pPr>
+      <w:pStyle w:val="MappeFusszeile"/>
+      <w:pBdr>
+        <w:top w:val="single" w:color="D9D9D9" w:sz="6" w:space="4"/>
+      </w:pBdr>
+      <w:tabs>
+        <w:tab w:val="left" w:pos="0"/>
+        <w:tab w:val="right" w:pos="8391"/>
+      </w:tabs>
+      <w:ind w:left="-1814"/>
+    </w:pPr>
+    <w:r>
+      <w:t xml:space="preserve">02 / 04</w:t>
+    </w:r>
+    <w:r>
+      <w:t xml:space="preserve">	</w:t>
+    </w:r>
+    <w:r>
       <w:rPr>
-        <w:color w:val="99ADC9"/>
+        <w:rStyle w:val="MappePlatzhalter"/>
         <w:sz w:val="16"/>
         <w:szCs w:val="16"/>
       </w:rPr>
-      <w:t xml:space="preserve">[VORNAME NACHNAME]</w:t>
+      <w:t xml:space="preserve">[BEWERBER_NAME]</w:t>
     </w:r>
     <w:r>
-      <w:rPr>
-        <w:color w:val="1A1A1A"/>
-        <w:sz w:val="16"/>
-        <w:szCs w:val="16"/>
-      </w:rPr>
       <w:t xml:space="preserve"> · Bewerbung als </w:t>
     </w:r>
     <w:r>
       <w:rPr>
-        <w:color w:val="99ADC9"/>
+        <w:rStyle w:val="MappePlatzhalter"/>
         <w:sz w:val="16"/>
         <w:szCs w:val="16"/>
       </w:rPr>
@@ -3004,119 +3253,44 @@
 </w:ftr>
 </file>
 
-<file path=word/footer2.xml><?xml version="1.0" encoding="utf-8"?>
+<file path=word/footer3.xml><?xml version="1.0" encoding="utf-8"?>
 <w:ftr xmlns:wpc="http://schemas.microsoft.com/office/word/2010/wordprocessingCanvas" xmlns:mc="http://schemas.openxmlformats.org/markup-compatibility/2006" xmlns:o="urn:schemas-microsoft-com:office:office" xmlns:r="http://schemas.openxmlformats.org/officeDocument/2006/relationships" xmlns:m="http://schemas.openxmlformats.org/officeDocument/2006/math" xmlns:v="urn:schemas-microsoft-com:vml" xmlns:wp14="http://schemas.microsoft.com/office/word/2010/wordprocessingDrawing" xmlns:wp="http://schemas.openxmlformats.org/drawingml/2006/wordprocessingDrawing" xmlns:w10="urn:schemas-microsoft-com:office:word" xmlns:w="http://schemas.openxmlformats.org/wordprocessingml/2006/main" xmlns:w14="http://schemas.microsoft.com/office/word/2010/wordml" xmlns:w15="http://schemas.microsoft.com/office/word/2012/wordml" xmlns:wpg="http://schemas.microsoft.com/office/word/2010/wordprocessingGroup" xmlns:wpi="http://schemas.microsoft.com/office/word/2010/wordprocessingInk" xmlns:wne="http://schemas.microsoft.com/office/word/2006/wordml" xmlns:wps="http://schemas.microsoft.com/office/word/2010/wordprocessingShape">
   <w:p>
     <w:pPr>
+      <w:pStyle w:val="MappeFusszeile"/>
       <w:pBdr>
-        <w:top w:val="single" w:color="FFFFFF" w:sz="6" w:space="4"/>
+        <w:top w:val="single" w:color="D9D9D9" w:sz="6" w:space="4"/>
       </w:pBdr>
       <w:tabs>
-        <w:tab w:val="right" w:pos="9356"/>
+        <w:tab w:val="left" w:pos="0"/>
+        <w:tab w:val="right" w:pos="8391"/>
       </w:tabs>
-      <w:spacing w:line="240" w:lineRule="auto"/>
+      <w:ind w:left="-1814"/>
     </w:pPr>
     <w:r>
+      <w:t xml:space="preserve">03 / 04</w:t>
+    </w:r>
+    <w:r>
+      <w:t xml:space="preserve">	</w:t>
+    </w:r>
+    <w:r>
       <w:rPr>
-        <w:color w:val="99ADC9"/>
+        <w:rStyle w:val="MappePlatzhalter"/>
         <w:sz w:val="16"/>
         <w:szCs w:val="16"/>
       </w:rPr>
-      <w:t xml:space="preserve">[VORNAME NACHNAME]</w:t>
+      <w:t xml:space="preserve">[BEWERBER_NAME]</w:t>
     </w:r>
     <w:r>
-      <w:rPr>
-        <w:color w:val="1A1A1A"/>
-        <w:sz w:val="16"/>
-        <w:szCs w:val="16"/>
-      </w:rPr>
       <w:t xml:space="preserve"> · Bewerbung als </w:t>
     </w:r>
     <w:r>
       <w:rPr>
-        <w:color w:val="99ADC9"/>
+        <w:rStyle w:val="MappePlatzhalter"/>
         <w:sz w:val="16"/>
         <w:szCs w:val="16"/>
       </w:rPr>
       <w:t xml:space="preserve">[AUSBILDUNGSBERUF]</w:t>
-    </w:r>
-    <w:r>
-      <w:rPr>
-        <w:color w:val="1A1A1A"/>
-        <w:sz w:val="16"/>
-        <w:szCs w:val="16"/>
-      </w:rPr>
-      <w:t xml:space="preserve">	</w:t>
-    </w:r>
-    <w:r>
-      <w:rPr>
-        <w:color w:val="1A1A1A"/>
-        <w:sz w:val="16"/>
-        <w:szCs w:val="16"/>
-      </w:rPr>
-      <w:fldChar w:fldCharType="begin"/>
-      <w:instrText xml:space="preserve">PAGE</w:instrText>
-      <w:fldChar w:fldCharType="separate"/>
-      <w:fldChar w:fldCharType="end"/>
-    </w:r>
-  </w:p>
-</w:ftr>
-</file>
-
-<file path=word/footer3.xml><?xml version="1.0" encoding="utf-8"?>
-<w:ftr xmlns:wpc="http://schemas.microsoft.com/office/word/2010/wordprocessingCanvas" xmlns:mc="http://schemas.openxmlformats.org/markup-compatibility/2006" xmlns:o="urn:schemas-microsoft-com:office:office" xmlns:r="http://schemas.openxmlformats.org/officeDocument/2006/relationships" xmlns:m="http://schemas.openxmlformats.org/officeDocument/2006/math" xmlns:v="urn:schemas-microsoft-com:vml" xmlns:wp14="http://schemas.microsoft.com/office/word/2010/wordprocessingDrawing" xmlns:wp="http://schemas.openxmlformats.org/drawingml/2006/wordprocessingDrawing" xmlns:w10="urn:schemas-microsoft-com:office:word" xmlns:w="http://schemas.openxmlformats.org/wordprocessingml/2006/main" xmlns:w14="http://schemas.microsoft.com/office/word/2010/wordml" xmlns:w15="http://schemas.microsoft.com/office/word/2012/wordml" xmlns:wpg="http://schemas.microsoft.com/office/word/2010/wordprocessingGroup" xmlns:wpi="http://schemas.microsoft.com/office/word/2010/wordprocessingInk" xmlns:wne="http://schemas.microsoft.com/office/word/2006/wordml" xmlns:wps="http://schemas.microsoft.com/office/word/2010/wordprocessingShape">
-  <w:p>
-    <w:pPr>
-      <w:pBdr>
-        <w:top w:val="single" w:color="FFFFFF" w:sz="6" w:space="4"/>
-      </w:pBdr>
-      <w:tabs>
-        <w:tab w:val="right" w:pos="9356"/>
-      </w:tabs>
-      <w:spacing w:line="240" w:lineRule="auto"/>
-    </w:pPr>
-    <w:r>
-      <w:rPr>
-        <w:color w:val="99ADC9"/>
-        <w:sz w:val="16"/>
-        <w:szCs w:val="16"/>
-      </w:rPr>
-      <w:t xml:space="preserve">[VORNAME NACHNAME]</w:t>
-    </w:r>
-    <w:r>
-      <w:rPr>
-        <w:color w:val="1A1A1A"/>
-        <w:sz w:val="16"/>
-        <w:szCs w:val="16"/>
-      </w:rPr>
-      <w:t xml:space="preserve"> · Bewerbung als </w:t>
-    </w:r>
-    <w:r>
-      <w:rPr>
-        <w:color w:val="99ADC9"/>
-        <w:sz w:val="16"/>
-        <w:szCs w:val="16"/>
-      </w:rPr>
-      <w:t xml:space="preserve">[AUSBILDUNGSBERUF]</w:t>
-    </w:r>
-    <w:r>
-      <w:rPr>
-        <w:color w:val="1A1A1A"/>
-        <w:sz w:val="16"/>
-        <w:szCs w:val="16"/>
-      </w:rPr>
-      <w:t xml:space="preserve">	</w:t>
-    </w:r>
-    <w:r>
-      <w:rPr>
-        <w:color w:val="1A1A1A"/>
-        <w:sz w:val="16"/>
-        <w:szCs w:val="16"/>
-      </w:rPr>
-      <w:fldChar w:fldCharType="begin"/>
-      <w:instrText xml:space="preserve">PAGE</w:instrText>
-      <w:fldChar w:fldCharType="separate"/>
-      <w:fldChar w:fldCharType="end"/>
     </w:r>
   </w:p>
 </w:ftr>
@@ -3126,56 +3300,40 @@
 <w:ftr xmlns:wpc="http://schemas.microsoft.com/office/word/2010/wordprocessingCanvas" xmlns:mc="http://schemas.openxmlformats.org/markup-compatibility/2006" xmlns:o="urn:schemas-microsoft-com:office:office" xmlns:r="http://schemas.openxmlformats.org/officeDocument/2006/relationships" xmlns:m="http://schemas.openxmlformats.org/officeDocument/2006/math" xmlns:v="urn:schemas-microsoft-com:vml" xmlns:wp14="http://schemas.microsoft.com/office/word/2010/wordprocessingDrawing" xmlns:wp="http://schemas.openxmlformats.org/drawingml/2006/wordprocessingDrawing" xmlns:w10="urn:schemas-microsoft-com:office:word" xmlns:w="http://schemas.openxmlformats.org/wordprocessingml/2006/main" xmlns:w14="http://schemas.microsoft.com/office/word/2010/wordml" xmlns:w15="http://schemas.microsoft.com/office/word/2012/wordml" xmlns:wpg="http://schemas.microsoft.com/office/word/2010/wordprocessingGroup" xmlns:wpi="http://schemas.microsoft.com/office/word/2010/wordprocessingInk" xmlns:wne="http://schemas.microsoft.com/office/word/2006/wordml" xmlns:wps="http://schemas.microsoft.com/office/word/2010/wordprocessingShape">
   <w:p>
     <w:pPr>
+      <w:pStyle w:val="MappeFusszeile"/>
       <w:pBdr>
-        <w:top w:val="single" w:color="FFFFFF" w:sz="6" w:space="4"/>
+        <w:top w:val="single" w:color="D9D9D9" w:sz="6" w:space="4"/>
       </w:pBdr>
       <w:tabs>
-        <w:tab w:val="right" w:pos="9356"/>
+        <w:tab w:val="left" w:pos="0"/>
+        <w:tab w:val="right" w:pos="8391"/>
       </w:tabs>
-      <w:spacing w:line="240" w:lineRule="auto"/>
+      <w:ind w:left="-1814"/>
     </w:pPr>
     <w:r>
+      <w:t xml:space="preserve">04 / 04</w:t>
+    </w:r>
+    <w:r>
+      <w:t xml:space="preserve">	</w:t>
+    </w:r>
+    <w:r>
       <w:rPr>
-        <w:color w:val="99ADC9"/>
+        <w:rStyle w:val="MappePlatzhalter"/>
         <w:sz w:val="16"/>
         <w:szCs w:val="16"/>
       </w:rPr>
-      <w:t xml:space="preserve">[VORNAME NACHNAME]</w:t>
+      <w:t xml:space="preserve">[BEWERBER_NAME]</w:t>
     </w:r>
     <w:r>
-      <w:rPr>
-        <w:color w:val="1A1A1A"/>
-        <w:sz w:val="16"/>
-        <w:szCs w:val="16"/>
-      </w:rPr>
       <w:t xml:space="preserve"> · Bewerbung als </w:t>
     </w:r>
     <w:r>
       <w:rPr>
-        <w:color w:val="99ADC9"/>
+        <w:rStyle w:val="MappePlatzhalter"/>
         <w:sz w:val="16"/>
         <w:szCs w:val="16"/>
       </w:rPr>
       <w:t xml:space="preserve">[AUSBILDUNGSBERUF]</w:t>
-    </w:r>
-    <w:r>
-      <w:rPr>
-        <w:color w:val="1A1A1A"/>
-        <w:sz w:val="16"/>
-        <w:szCs w:val="16"/>
-      </w:rPr>
-      <w:t xml:space="preserve">	</w:t>
-    </w:r>
-    <w:r>
-      <w:rPr>
-        <w:color w:val="1A1A1A"/>
-        <w:sz w:val="16"/>
-        <w:szCs w:val="16"/>
-      </w:rPr>
-      <w:fldChar w:fldCharType="begin"/>
-      <w:instrText xml:space="preserve">PAGE</w:instrText>
-      <w:fldChar w:fldCharType="separate"/>
-      <w:fldChar w:fldCharType="end"/>
     </w:r>
   </w:p>
 </w:ftr>
@@ -3322,12 +3480,6 @@
       <w:startOverride w:val="1"/>
     </w:lvlOverride>
   </w:num>
-  <w:num w:numId="2">
-    <w:abstractNumId w:val="2"/>
-    <w:lvlOverride w:ilvl="0">
-      <w:startOverride w:val="1"/>
-    </w:lvlOverride>
-  </w:num>
 </w:numbering>
 </file>
 
@@ -3336,7 +3488,7 @@
   <w:docDefaults>
     <w:rPrDefault>
       <w:rPr>
-        <w:rFonts w:ascii="IBM Plex Sans" w:cs="IBM Plex Sans" w:eastAsia="IBM Plex Sans" w:hAnsi="IBM Plex Sans"/>
+        <w:rFonts w:ascii="IBM Plex Sans" w:cs="IBM Plex Sans" w:hAnsi="IBM Plex Sans"/>
         <w:color w:val="1A1A1A"/>
         <w:sz w:val="22"/>
         <w:szCs w:val="22"/>
@@ -3519,5 +3671,228 @@
       <w:szCs w:val="20"/>
     </w:rPr>
   </w:style>
+  <w:style w:type="paragraph" w:styleId="MappeDisplay">
+    <w:name w:val="Mappe Display"/>
+    <w:basedOn w:val="Normal"/>
+    <w:pPr>
+      <w:spacing w:line="240" w:lineRule="auto"/>
+    </w:pPr>
+    <w:rPr>
+      <w:rFonts w:ascii="Montserrat SemiBold" w:cs="Montserrat SemiBold" w:hAnsi="Montserrat SemiBold"/>
+      <w:color w:val="1A1A1A"/>
+      <w:sz w:val="68"/>
+      <w:szCs w:val="68"/>
+    </w:rPr>
+  </w:style>
+  <w:style w:type="paragraph" w:styleId="MappeUntertitel">
+    <w:name w:val="Mappe Untertitel"/>
+    <w:basedOn w:val="Normal"/>
+    <w:pPr>
+      <w:spacing w:line="240" w:lineRule="auto"/>
+    </w:pPr>
+    <w:rPr>
+      <w:rFonts w:ascii="Montserrat SemiBold" w:cs="Montserrat SemiBold" w:hAnsi="Montserrat SemiBold"/>
+      <w:color w:val="1A1A1A"/>
+      <w:sz w:val="30"/>
+      <w:szCs w:val="30"/>
+    </w:rPr>
+  </w:style>
+  <w:style w:type="paragraph" w:styleId="MappeNameZeile">
+    <w:name w:val="Mappe Namezeile"/>
+    <w:basedOn w:val="Normal"/>
+    <w:rPr>
+      <w:rFonts w:ascii="Montserrat SemiBold" w:cs="Montserrat SemiBold" w:hAnsi="Montserrat SemiBold"/>
+      <w:color w:val="1A1A1A"/>
+      <w:sz w:val="28"/>
+      <w:szCs w:val="28"/>
+    </w:rPr>
+  </w:style>
+  <w:style w:type="paragraph" w:styleId="MappeTitel">
+    <w:name w:val="Mappe Titel"/>
+    <w:basedOn w:val="Normal"/>
+    <w:pPr>
+      <w:spacing w:line="240" w:lineRule="auto"/>
+    </w:pPr>
+    <w:rPr>
+      <w:rFonts w:ascii="Montserrat SemiBold" w:cs="Montserrat SemiBold" w:hAnsi="Montserrat SemiBold"/>
+      <w:color w:val="1A1A1A"/>
+      <w:sz w:val="32"/>
+      <w:szCs w:val="32"/>
+    </w:rPr>
+  </w:style>
+  <w:style w:type="paragraph" w:styleId="MappeKapitelmarke">
+    <w:name w:val="Mappe Kapitelmarke"/>
+    <w:basedOn w:val="Normal"/>
+    <w:pPr>
+      <w:spacing w:after="20" w:line="240" w:lineRule="auto"/>
+      <w:ind w:left="-1814"/>
+    </w:pPr>
+    <w:rPr>
+      <w:rFonts w:ascii="Montserrat SemiBold" w:cs="Montserrat SemiBold" w:hAnsi="Montserrat SemiBold"/>
+      <w:color w:val="1A1A1A"/>
+      <w:sz w:val="18"/>
+      <w:szCs w:val="18"/>
+    </w:rPr>
+  </w:style>
+  <w:style w:type="paragraph" w:styleId="MappeMarginal">
+    <w:name w:val="Mappe Marginal"/>
+    <w:basedOn w:val="Normal"/>
+    <w:pPr>
+      <w:spacing w:after="0" w:line="240" w:lineRule="auto"/>
+      <w:ind w:left="-1814"/>
+    </w:pPr>
+    <w:rPr>
+      <w:rFonts w:ascii="IBM Plex Sans" w:cs="IBM Plex Sans" w:hAnsi="IBM Plex Sans"/>
+      <w:color w:val="5A5A5A"/>
+      <w:spacing w:val="20"/>
+      <w:sz w:val="16"/>
+      <w:szCs w:val="16"/>
+    </w:rPr>
+  </w:style>
+  <w:style w:type="paragraph" w:styleId="MappeBereich">
+    <w:name w:val="Mappe Bereich"/>
+    <w:basedOn w:val="Normal"/>
+    <w:pPr>
+      <w:pBdr>
+        <w:bottom w:val="single" w:color="D9D9D9" w:sz="6"/>
+      </w:pBdr>
+      <w:spacing w:line="240" w:lineRule="auto"/>
+    </w:pPr>
+    <w:rPr>
+      <w:rFonts w:ascii="Montserrat SemiBold" w:cs="Montserrat SemiBold" w:hAnsi="Montserrat SemiBold"/>
+      <w:color w:val="1A1A1A"/>
+      <w:spacing w:val="30"/>
+      <w:sz w:val="22"/>
+      <w:szCs w:val="22"/>
+    </w:rPr>
+  </w:style>
+  <w:style w:type="paragraph" w:styleId="MappeFliesstext">
+    <w:name w:val="Mappe Fließtext"/>
+    <w:basedOn w:val="Normal"/>
+    <w:pPr>
+      <w:spacing w:line="276" w:lineRule="auto"/>
+    </w:pPr>
+    <w:rPr>
+      <w:color w:val="1A1A1A"/>
+    </w:rPr>
+  </w:style>
+  <w:style w:type="paragraph" w:styleId="MappeAdresse">
+    <w:name w:val="Mappe Adresse"/>
+    <w:basedOn w:val="MappeFliesstext"/>
+    <w:pPr>
+      <w:spacing w:after="40" w:line="240" w:lineRule="auto"/>
+    </w:pPr>
+    <w:rPr>
+      <w:color w:val="1A1A1A"/>
+    </w:rPr>
+  </w:style>
+  <w:style w:type="paragraph" w:styleId="MappeDatenzeile">
+    <w:name w:val="Mappe Datenzeile"/>
+    <w:basedOn w:val="Normal"/>
+    <w:pPr>
+      <w:spacing w:line="276" w:lineRule="auto"/>
+    </w:pPr>
+    <w:rPr>
+      <w:color w:val="1A1A1A"/>
+    </w:rPr>
+  </w:style>
+  <w:style w:type="paragraph" w:styleId="MappeDatum">
+    <w:name w:val="Mappe Datum"/>
+    <w:basedOn w:val="Normal"/>
+    <w:pPr>
+      <w:spacing w:line="276" w:lineRule="auto"/>
+    </w:pPr>
+    <w:rPr>
+      <w:color w:val="5A5A5A"/>
+      <w:sz w:val="19"/>
+      <w:szCs w:val="19"/>
+    </w:rPr>
+  </w:style>
+  <w:style w:type="paragraph" w:styleId="MappeOptional">
+    <w:name w:val="Mappe Optional"/>
+    <w:basedOn w:val="Normal"/>
+    <w:pPr>
+      <w:spacing w:line="276" w:lineRule="auto"/>
+    </w:pPr>
+    <w:rPr>
+      <w:color w:val="5A5A5A"/>
+      <w:sz w:val="20"/>
+      <w:szCs w:val="20"/>
+    </w:rPr>
+  </w:style>
+  <w:style w:type="paragraph" w:styleId="MappeLeitfrage">
+    <w:name w:val="Mappe Leitfrage"/>
+    <w:basedOn w:val="Normal"/>
+    <w:pPr>
+      <w:spacing w:line="276" w:lineRule="auto"/>
+    </w:pPr>
+    <w:rPr>
+      <w:i/>
+      <w:iCs/>
+      <w:color w:val="1A1A1A"/>
+      <w:sz w:val="24"/>
+      <w:szCs w:val="24"/>
+    </w:rPr>
+  </w:style>
+  <w:style w:type="paragraph" w:styleId="MappeKontaktZeile">
+    <w:name w:val="Mappe Kontaktzeile"/>
+    <w:basedOn w:val="Normal"/>
+    <w:pPr>
+      <w:spacing w:line="300" w:lineRule="auto"/>
+    </w:pPr>
+    <w:rPr>
+      <w:color w:val="1A1A1A"/>
+      <w:sz w:val="20"/>
+      <w:szCs w:val="20"/>
+    </w:rPr>
+  </w:style>
+  <w:style w:type="paragraph" w:styleId="MappeListe">
+    <w:name w:val="Mappe Liste"/>
+    <w:basedOn w:val="Normal"/>
+    <w:pPr>
+      <w:spacing w:after="40" w:line="240" w:lineRule="auto"/>
+    </w:pPr>
+    <w:rPr>
+      <w:color w:val="1A1A1A"/>
+      <w:sz w:val="20"/>
+      <w:szCs w:val="20"/>
+    </w:rPr>
+  </w:style>
+  <w:style w:type="paragraph" w:styleId="MappeKartenTitel">
+    <w:name w:val="Mappe Kartentitel"/>
+    <w:basedOn w:val="Normal"/>
+    <w:pPr>
+      <w:spacing w:line="240" w:lineRule="auto"/>
+    </w:pPr>
+    <w:rPr>
+      <w:rFonts w:ascii="Montserrat SemiBold" w:cs="Montserrat SemiBold" w:hAnsi="Montserrat SemiBold"/>
+      <w:color w:val="5A5A5A"/>
+      <w:spacing w:val="30"/>
+      <w:sz w:val="20"/>
+      <w:szCs w:val="20"/>
+    </w:rPr>
+  </w:style>
+  <w:style w:type="paragraph" w:styleId="MappeFusszeile">
+    <w:name w:val="Mappe Fußzeile"/>
+    <w:basedOn w:val="Normal"/>
+    <w:pPr>
+      <w:spacing w:line="240" w:lineRule="auto"/>
+    </w:pPr>
+    <w:rPr>
+      <w:color w:val="5A5A5A"/>
+      <w:sz w:val="16"/>
+      <w:szCs w:val="16"/>
+    </w:rPr>
+  </w:style>
+  <w:style w:type="character" w:styleId="MappePlatzhalter">
+    <w:name w:val="Mappe Platzhalter"/>
+    <w:basedOn w:val="DefaultParagraphFont"/>
+    <w:uiPriority w:val="99"/>
+    <w:unhideWhenUsed/>
+    <w:rPr>
+      <w:color w:val="5A5A5A"/>
+      <w:shd w:fill="D9D9D9" w:val="clear"/>
+    </w:rPr>
+  </w:style>
 </w:styles>
 </file>
--- a/Bewerbungsmappe_Vorlage.docx
+++ b/Bewerbungsmappe_Vorlage.docx
@@ -843,7 +843,7 @@
         <w:rPr>
           <w:rStyle w:val="MappePlatzhalter"/>
         </w:rPr>
-        <w:t xml:space="preserve">[DATUM_ANSCREIBEN]</w:t>
+        <w:t xml:space="preserve">[DATUM_ANSCHREIBEN]</w:t>
       </w:r>
     </w:p>
     <w:p>
@@ -917,7 +917,7 @@
         <w:rPr>
           <w:rStyle w:val="MappePlatzhalter"/>
         </w:rPr>
-        <w:t xml:space="preserve">[ANSCREIBEN_EINSTIEG]</w:t>
+        <w:t xml:space="preserve">[ANSCHREIBEN_EINSTIEG]</w:t>
       </w:r>
     </w:p>
     <w:p>
@@ -929,7 +929,7 @@
         <w:rPr>
           <w:rStyle w:val="MappePlatzhalter"/>
         </w:rPr>
-        <w:t xml:space="preserve">[ANSCREIBEN_BERUF]</w:t>
+        <w:t xml:space="preserve">[ANSCHREIBEN_BERUF]</w:t>
       </w:r>
     </w:p>
     <w:p>
@@ -941,7 +941,7 @@
         <w:rPr>
           <w:rStyle w:val="MappePlatzhalter"/>
         </w:rPr>
-        <w:t xml:space="preserve">[ANSCREIBEN_PRAXIS]</w:t>
+        <w:t xml:space="preserve">[ANSCHREIBEN_PRAXIS]</w:t>
       </w:r>
     </w:p>
     <w:p>
@@ -953,7 +953,7 @@
         <w:rPr>
           <w:rStyle w:val="MappePlatzhalter"/>
         </w:rPr>
-        <w:t xml:space="preserve">[ANSCREIBEN_ABSCHLUSS]</w:t>
+        <w:t xml:space="preserve">[ANSCHREIBEN_ABSCHLUSS]</w:t>
       </w:r>
     </w:p>
     <w:p>
@@ -965,7 +965,7 @@
         <w:rPr>
           <w:rStyle w:val="MappePlatzhalter"/>
         </w:rPr>
-        <w:t xml:space="preserve">[ANSCREIBEN_SCHLUSS]</w:t>
+        <w:t xml:space="preserve">[ANSCHREIBEN_SCHLUSS]</w:t>
       </w:r>
     </w:p>
     <w:p>
@@ -2215,7 +2215,7 @@
               <w:rPr>
                 <w:rStyle w:val="MappePlatzhalter"/>
               </w:rPr>
-              <w:t xml:space="preserve">[KENNNTNIS_SOFTWARE]</w:t>
+              <w:t xml:space="preserve">[KENNTNIS_SOFTWARE]</w:t>
             </w:r>
             <w:r>
               <w:t xml:space="preserve"> — </w:t>
@@ -2224,7 +2224,7 @@
               <w:rPr>
                 <w:rStyle w:val="MappePlatzhalter"/>
               </w:rPr>
-              <w:t xml:space="preserve">[KENNNTNIS_SOFTWARE_LEVEL]</w:t>
+              <w:t xml:space="preserve">[KENNTNIS_SOFTWARE_LEVEL]</w:t>
             </w:r>
           </w:p>
         </w:tc>
@@ -2335,7 +2335,7 @@
               <w:rPr>
                 <w:rStyle w:val="MappePlatzhalter"/>
               </w:rPr>
-              <w:t xml:space="preserve">[KENNNTNIS_SPRACHE]</w:t>
+              <w:t xml:space="preserve">[KENNTNIS_SPRACHE]</w:t>
             </w:r>
             <w:r>
               <w:t xml:space="preserve"> — </w:t>
@@ -2344,7 +2344,7 @@
               <w:rPr>
                 <w:rStyle w:val="MappePlatzhalter"/>
               </w:rPr>
-              <w:t xml:space="preserve">[KENNNTNIS_SPRACHE_LEVEL]</w:t>
+              <w:t xml:space="preserve">[KENNTNIS_SPRACHE_LEVEL]</w:t>
             </w:r>
           </w:p>
         </w:tc>
@@ -2455,7 +2455,7 @@
               <w:rPr>
                 <w:rStyle w:val="MappePlatzhalter"/>
               </w:rPr>
-              <w:t xml:space="preserve">[KENNNTNIS_CAD]</w:t>
+              <w:t xml:space="preserve">[KENNTNIS_CAD]</w:t>
             </w:r>
           </w:p>
         </w:tc>
